--- a/docs/paper/paper.docx
+++ b/docs/paper/paper.docx
@@ -47,7 +47,7 @@
           <w:color w:val="262626"/>
           <w:sz w:val="25"/>
         </w:rPr>
-        <w:t>Vedanth Dama, Ojas Mutreja</w:t>
+        <w:t>Ojas Mutreja, Vedanth Dama</w:t>
       </w:r>
     </w:p>
     <w:p>

--- a/docs/paper/paper.docx
+++ b/docs/paper/paper.docx
@@ -1142,7 +1142,7 @@
           <w:color w:val="262626"/>
           <w:sz w:val="21"/>
         </w:rPr>
-        <w:br/>
+        <w:t xml:space="preserve"> </w:t>
       </w:r>
       <w:r>
         <w:rPr>
@@ -1172,7 +1172,7 @@
           <w:color w:val="262626"/>
           <w:sz w:val="21"/>
         </w:rPr>
-        <w:br/>
+        <w:t xml:space="preserve"> </w:t>
       </w:r>
     </w:p>
     <w:p>
@@ -1198,7 +1198,7 @@
           <w:color w:val="262626"/>
           <w:sz w:val="21"/>
         </w:rPr>
-        <w:br/>
+        <w:t xml:space="preserve"> </w:t>
       </w:r>
       <w:r>
         <w:rPr>
@@ -1228,7 +1228,7 @@
           <w:color w:val="262626"/>
           <w:sz w:val="21"/>
         </w:rPr>
-        <w:br/>
+        <w:t xml:space="preserve"> </w:t>
       </w:r>
     </w:p>
     <w:p>
@@ -1254,7 +1254,7 @@
           <w:color w:val="262626"/>
           <w:sz w:val="21"/>
         </w:rPr>
-        <w:br/>
+        <w:t xml:space="preserve"> </w:t>
       </w:r>
       <w:r>
         <w:rPr>
@@ -1284,7 +1284,7 @@
           <w:color w:val="262626"/>
           <w:sz w:val="21"/>
         </w:rPr>
-        <w:br/>
+        <w:t xml:space="preserve"> </w:t>
       </w:r>
     </w:p>
     <w:p>
@@ -1310,7 +1310,7 @@
           <w:color w:val="262626"/>
           <w:sz w:val="21"/>
         </w:rPr>
-        <w:br/>
+        <w:t xml:space="preserve"> </w:t>
       </w:r>
       <w:r>
         <w:rPr>
@@ -1382,7 +1382,7 @@
           <w:color w:val="262626"/>
           <w:sz w:val="21"/>
         </w:rPr>
-        <w:br/>
+        <w:t xml:space="preserve"> </w:t>
       </w:r>
     </w:p>
     <w:p>
@@ -1408,7 +1408,7 @@
           <w:color w:val="262626"/>
           <w:sz w:val="21"/>
         </w:rPr>
-        <w:br/>
+        <w:t xml:space="preserve"> </w:t>
       </w:r>
       <w:r>
         <w:rPr>
@@ -1459,7 +1459,7 @@
           <w:color w:val="262626"/>
           <w:sz w:val="21"/>
         </w:rPr>
-        <w:br/>
+        <w:t xml:space="preserve"> </w:t>
       </w:r>
     </w:p>
     <w:p>
@@ -1485,7 +1485,7 @@
           <w:color w:val="262626"/>
           <w:sz w:val="21"/>
         </w:rPr>
-        <w:br/>
+        <w:t xml:space="preserve"> </w:t>
       </w:r>
       <w:r>
         <w:rPr>
@@ -1557,7 +1557,7 @@
           <w:color w:val="262626"/>
           <w:sz w:val="21"/>
         </w:rPr>
-        <w:br/>
+        <w:t xml:space="preserve"> </w:t>
       </w:r>
     </w:p>
     <w:p>
@@ -4046,9 +4046,7 @@
           <w:color w:val="262626"/>
           <w:sz w:val="21"/>
         </w:rPr>
-        <w:t>) is a standalone C binary that:</w:t>
-        <w:br/>
-        <w:t xml:space="preserve">- Implements the </w:t>
+        <w:t xml:space="preserve">) is a standalone C binary that: - Implements the </w:t>
       </w:r>
       <w:r>
         <w:rPr>
@@ -4068,9 +4066,7 @@
           <w:color w:val="262626"/>
           <w:sz w:val="21"/>
         </w:rPr>
-        <w:t xml:space="preserve"> patched function (not a stub), derived from the weakened target source</w:t>
-        <w:br/>
-        <w:t xml:space="preserve">- Runs the two input classes with REPS-amplification (100–500 inner calls per sample) to amplify sub-nanosecond signals above the measurement noise floor using </w:t>
+        <w:t xml:space="preserve"> patched function (not a stub), derived from the weakened target source - Runs the two input classes with REPS-amplification (100–500 inner calls per sample) to amplify sub-nanosecond signals above the measurement noise floor using </w:t>
       </w:r>
       <w:r>
         <w:rPr>
@@ -4091,10 +4087,7 @@
           <w:color w:val="262626"/>
           <w:sz w:val="21"/>
         </w:rPr>
-        <w:br/>
-        <w:t>- Applies Welch’s t-test over n=50,000 samples</w:t>
-        <w:br/>
-        <w:t xml:space="preserve">- Outputs a JSON timing record to </w:t>
+        <w:t xml:space="preserve"> - Applies Welch’s t-test over n=50,000 samples - Outputs a JSON timing record to </w:t>
       </w:r>
       <w:r>
         <w:rPr>
@@ -9675,9 +9668,7 @@
           <w:color w:val="262626"/>
           <w:sz w:val="21"/>
         </w:rPr>
-        <w:t>Oracle results:</w:t>
-        <w:br/>
-        <w:t xml:space="preserve">- </w:t>
+        <w:t xml:space="preserve">Oracle results: - </w:t>
       </w:r>
       <w:r>
         <w:rPr>
@@ -9717,9 +9708,7 @@
           <w:color w:val="262626"/>
           <w:sz w:val="21"/>
         </w:rPr>
-        <w:t xml:space="preserve"> The 0.289 ns/call delta is amplified by REPS=100 to a clear signal.</w:t>
-        <w:br/>
-        <w:t xml:space="preserve">- </w:t>
+        <w:t xml:space="preserve"> The 0.289 ns/call delta is amplified by REPS=100 to a clear signal. - </w:t>
       </w:r>
       <w:r>
         <w:rPr>
@@ -11129,7 +11118,7 @@
           <w:color w:val="262626"/>
           <w:sz w:val="21"/>
         </w:rPr>
-        <w:br/>
+        <w:t xml:space="preserve"> </w:t>
       </w:r>
       <w:r>
         <w:rPr>
@@ -11179,7 +11168,7 @@
           <w:color w:val="262626"/>
           <w:sz w:val="21"/>
         </w:rPr>
-        <w:br/>
+        <w:t xml:space="preserve"> </w:t>
       </w:r>
     </w:p>
     <w:p>
@@ -11205,7 +11194,7 @@
           <w:color w:val="262626"/>
           <w:sz w:val="21"/>
         </w:rPr>
-        <w:br/>
+        <w:t xml:space="preserve"> </w:t>
       </w:r>
       <w:r>
         <w:rPr>
@@ -11327,7 +11316,7 @@
           <w:color w:val="262626"/>
           <w:sz w:val="21"/>
         </w:rPr>
-        <w:br/>
+        <w:t xml:space="preserve"> </w:t>
       </w:r>
     </w:p>
     <w:p>
@@ -11353,7 +11342,7 @@
           <w:color w:val="262626"/>
           <w:sz w:val="21"/>
         </w:rPr>
-        <w:br/>
+        <w:t xml:space="preserve"> </w:t>
       </w:r>
       <w:r>
         <w:rPr>
@@ -11383,7 +11372,7 @@
           <w:color w:val="262626"/>
           <w:sz w:val="21"/>
         </w:rPr>
-        <w:br/>
+        <w:t xml:space="preserve"> </w:t>
       </w:r>
     </w:p>
     <w:p>

--- a/docs/paper/paper.docx
+++ b/docs/paper/paper.docx
@@ -8675,7 +8675,7 @@
       <w:r>
         <w:drawing>
           <wp:inline xmlns:a="http://schemas.openxmlformats.org/drawingml/2006/main" xmlns:pic="http://schemas.openxmlformats.org/drawingml/2006/picture">
-            <wp:extent cx="5760720" cy="2948195"/>
+            <wp:extent cx="5760720" cy="3123615"/>
             <wp:docPr id="1" name="Picture 1"/>
             <wp:cNvGraphicFramePr>
               <a:graphicFrameLocks noChangeAspect="1"/>
@@ -8696,7 +8696,7 @@
                   <pic:spPr>
                     <a:xfrm>
                       <a:off x="0" y="0"/>
-                      <a:ext cx="5760720" cy="2948195"/>
+                      <a:ext cx="5760720" cy="3123615"/>
                     </a:xfrm>
                     <a:prstGeom prst="rect"/>
                   </pic:spPr>
@@ -9861,7 +9861,7 @@
       <w:r>
         <w:drawing>
           <wp:inline xmlns:a="http://schemas.openxmlformats.org/drawingml/2006/main" xmlns:pic="http://schemas.openxmlformats.org/drawingml/2006/picture">
-            <wp:extent cx="5760720" cy="4094097"/>
+            <wp:extent cx="5760720" cy="4277013"/>
             <wp:docPr id="3" name="Picture 3"/>
             <wp:cNvGraphicFramePr>
               <a:graphicFrameLocks noChangeAspect="1"/>
@@ -9882,7 +9882,7 @@
                   <pic:spPr>
                     <a:xfrm>
                       <a:off x="0" y="0"/>
-                      <a:ext cx="5760720" cy="4094097"/>
+                      <a:ext cx="5760720" cy="4277013"/>
                     </a:xfrm>
                     <a:prstGeom prst="rect"/>
                   </pic:spPr>
@@ -11398,7 +11398,7 @@
       <w:r>
         <w:drawing>
           <wp:inline xmlns:a="http://schemas.openxmlformats.org/drawingml/2006/main" xmlns:pic="http://schemas.openxmlformats.org/drawingml/2006/picture">
-            <wp:extent cx="5760720" cy="3070572"/>
+            <wp:extent cx="5760720" cy="3254807"/>
             <wp:docPr id="4" name="Picture 4"/>
             <wp:cNvGraphicFramePr>
               <a:graphicFrameLocks noChangeAspect="1"/>
@@ -11419,7 +11419,7 @@
                   <pic:spPr>
                     <a:xfrm>
                       <a:off x="0" y="0"/>
-                      <a:ext cx="5760720" cy="3070572"/>
+                      <a:ext cx="5760720" cy="3254807"/>
                     </a:xfrm>
                     <a:prstGeom prst="rect"/>
                   </pic:spPr>
@@ -13607,7 +13607,7 @@
       <w:r>
         <w:drawing>
           <wp:inline xmlns:a="http://schemas.openxmlformats.org/drawingml/2006/main" xmlns:pic="http://schemas.openxmlformats.org/drawingml/2006/picture">
-            <wp:extent cx="5760720" cy="4249141"/>
+            <wp:extent cx="5760720" cy="4317001"/>
             <wp:docPr id="7" name="Picture 7"/>
             <wp:cNvGraphicFramePr>
               <a:graphicFrameLocks noChangeAspect="1"/>
@@ -13628,7 +13628,7 @@
                   <pic:spPr>
                     <a:xfrm>
                       <a:off x="0" y="0"/>
-                      <a:ext cx="5760720" cy="4249141"/>
+                      <a:ext cx="5760720" cy="4317001"/>
                     </a:xfrm>
                     <a:prstGeom prst="rect"/>
                   </pic:spPr>
@@ -16078,7 +16078,7 @@
       <w:r>
         <w:drawing>
           <wp:inline xmlns:a="http://schemas.openxmlformats.org/drawingml/2006/main" xmlns:pic="http://schemas.openxmlformats.org/drawingml/2006/picture">
-            <wp:extent cx="5760720" cy="4236583"/>
+            <wp:extent cx="5760720" cy="4232787"/>
             <wp:docPr id="9" name="Picture 9"/>
             <wp:cNvGraphicFramePr>
               <a:graphicFrameLocks noChangeAspect="1"/>
@@ -16099,7 +16099,7 @@
                   <pic:spPr>
                     <a:xfrm>
                       <a:off x="0" y="0"/>
-                      <a:ext cx="5760720" cy="4236583"/>
+                      <a:ext cx="5760720" cy="4232787"/>
                     </a:xfrm>
                     <a:prstGeom prst="rect"/>
                   </pic:spPr>

--- a/docs/paper/paper.docx
+++ b/docs/paper/paper.docx
@@ -12561,7 +12561,7 @@
       <w:r>
         <w:drawing>
           <wp:inline xmlns:a="http://schemas.openxmlformats.org/drawingml/2006/main" xmlns:pic="http://schemas.openxmlformats.org/drawingml/2006/picture">
-            <wp:extent cx="5760720" cy="3037807"/>
+            <wp:extent cx="5760720" cy="3325633"/>
             <wp:docPr id="5" name="Picture 5"/>
             <wp:cNvGraphicFramePr>
               <a:graphicFrameLocks noChangeAspect="1"/>
@@ -12582,7 +12582,7 @@
                   <pic:spPr>
                     <a:xfrm>
                       <a:off x="0" y="0"/>
-                      <a:ext cx="5760720" cy="3037807"/>
+                      <a:ext cx="5760720" cy="3325633"/>
                     </a:xfrm>
                     <a:prstGeom prst="rect"/>
                   </pic:spPr>

--- a/docs/paper/paper.docx
+++ b/docs/paper/paper.docx
@@ -2418,371 +2418,71 @@
         <w:t xml:space="preserve"> System Architecture Overview</w:t>
       </w:r>
     </w:p>
-    <w:tbl>
-      <w:tblPr>
-        <w:tblW w:type="pct" w:w="5000"/>
-        <w:tblLook w:firstColumn="1" w:firstRow="1" w:lastColumn="0" w:lastRow="0" w:noHBand="0" w:noVBand="1" w:val="04A0"/>
-        <w:tblBorders>
-          <w:top w:val="single" w:sz="4" w:space="0" w:color="BEBEBE"/>
-          <w:left w:val="single" w:sz="4" w:space="0" w:color="BEBEBE"/>
-          <w:bottom w:val="single" w:sz="4" w:space="0" w:color="BEBEBE"/>
-          <w:right w:val="single" w:sz="4" w:space="0" w:color="BEBEBE"/>
-          <w:insideH w:val="single" w:sz="4" w:space="0" w:color="BEBEBE"/>
-          <w:insideV w:val="single" w:sz="4" w:space="0" w:color="BEBEBE"/>
-        </w:tblBorders>
-      </w:tblPr>
-      <w:tblGrid>
-        <w:gridCol w:w="9461"/>
-      </w:tblGrid>
-      <w:tr>
-        <w:tc>
-          <w:tcPr>
-            <w:tcW w:type="dxa" w:w="9461"/>
-            <w:shd w:val="clear" w:color="auto" w:fill="E2E1DA"/>
-            <w:tcMar>
-              <w:top w:w="80" w:type="dxa"/>
-              <w:bottom w:w="80" w:type="dxa"/>
-              <w:start w:w="110" w:type="dxa"/>
-              <w:end w:w="110" w:type="dxa"/>
-            </w:tcMar>
-          </w:tcPr>
-          <w:p>
-            <w:pPr>
-              <w:spacing w:line="240" w:lineRule="auto" w:after="0"/>
-            </w:pPr>
-            <w:r/>
-            <w:r>
-              <w:rPr>
-                <w:rFonts w:ascii="Roboto Mono" w:hAnsi="Roboto Mono" w:cs="Roboto Mono"/>
-                <w:b w:val="0"/>
-                <w:i w:val="0"/>
-                <w:color w:val="262626"/>
-                <w:sz w:val="16"/>
-              </w:rPr>
-              <w:t>┌──────────────────────────────────────────────────────────────────┐</w:t>
-            </w:r>
-          </w:p>
-          <w:p>
-            <w:pPr>
-              <w:spacing w:line="240" w:lineRule="auto" w:after="0"/>
-            </w:pPr>
-            <w:r>
-              <w:rPr>
-                <w:rFonts w:ascii="Roboto Mono" w:hAnsi="Roboto Mono" w:cs="Roboto Mono"/>
-                <w:b w:val="0"/>
-                <w:i w:val="0"/>
-                <w:color w:val="262626"/>
-                <w:sz w:val="16"/>
-              </w:rPr>
-              <w:t>│                          Rayquaza                               │</w:t>
-            </w:r>
-          </w:p>
-          <w:p>
-            <w:pPr>
-              <w:spacing w:line="240" w:lineRule="auto" w:after="0"/>
-            </w:pPr>
-            <w:r>
-              <w:rPr>
-                <w:rFonts w:ascii="Roboto Mono" w:hAnsi="Roboto Mono" w:cs="Roboto Mono"/>
-                <w:b w:val="0"/>
-                <w:i w:val="0"/>
-                <w:color w:val="262626"/>
-                <w:sz w:val="16"/>
-              </w:rPr>
-              <w:t>│                                                                  │</w:t>
-            </w:r>
-          </w:p>
-          <w:p>
-            <w:pPr>
-              <w:spacing w:line="240" w:lineRule="auto" w:after="0"/>
-            </w:pPr>
-            <w:r>
-              <w:rPr>
-                <w:rFonts w:ascii="Roboto Mono" w:hAnsi="Roboto Mono" w:cs="Roboto Mono"/>
-                <w:b w:val="0"/>
-                <w:i w:val="0"/>
-                <w:color w:val="262626"/>
-                <w:sz w:val="16"/>
-              </w:rPr>
-              <w:t>│  C Source ──► [Stage 1: Ingestion]  codellama:7b                │</w:t>
-            </w:r>
-          </w:p>
-          <w:p>
-            <w:pPr>
-              <w:spacing w:line="240" w:lineRule="auto" w:after="0"/>
-            </w:pPr>
-            <w:r>
-              <w:rPr>
-                <w:rFonts w:ascii="Roboto Mono" w:hAnsi="Roboto Mono" w:cs="Roboto Mono"/>
-                <w:b w:val="0"/>
-                <w:i w:val="0"/>
-                <w:color w:val="262626"/>
-                <w:sz w:val="16"/>
-              </w:rPr>
-              <w:t>│               ├── Secret-token flagging                          │</w:t>
-            </w:r>
-          </w:p>
-          <w:p>
-            <w:pPr>
-              <w:spacing w:line="240" w:lineRule="auto" w:after="0"/>
-            </w:pPr>
-            <w:r>
-              <w:rPr>
-                <w:rFonts w:ascii="Roboto Mono" w:hAnsi="Roboto Mono" w:cs="Roboto Mono"/>
-                <w:b w:val="0"/>
-                <w:i w:val="0"/>
-                <w:color w:val="262626"/>
-                <w:sz w:val="16"/>
-              </w:rPr>
-              <w:t>│               ├── Static secondary scan (memcmp/branch/loop)    │</w:t>
-            </w:r>
-          </w:p>
-          <w:p>
-            <w:pPr>
-              <w:spacing w:line="240" w:lineRule="auto" w:after="0"/>
-            </w:pPr>
-            <w:r>
-              <w:rPr>
-                <w:rFonts w:ascii="Roboto Mono" w:hAnsi="Roboto Mono" w:cs="Roboto Mono"/>
-                <w:b w:val="0"/>
-                <w:i w:val="0"/>
-                <w:color w:val="262626"/>
-                <w:sz w:val="16"/>
-              </w:rPr>
-              <w:t>│               ├── MANDATORY FINDINGS directive (when triggered)  │</w:t>
-            </w:r>
-          </w:p>
-          <w:p>
-            <w:pPr>
-              <w:spacing w:line="240" w:lineRule="auto" w:after="0"/>
-            </w:pPr>
-            <w:r>
-              <w:rPr>
-                <w:rFonts w:ascii="Roboto Mono" w:hAnsi="Roboto Mono" w:cs="Roboto Mono"/>
-                <w:b w:val="0"/>
-                <w:i w:val="0"/>
-                <w:color w:val="262626"/>
-                <w:sz w:val="16"/>
-              </w:rPr>
-              <w:t>│               └── Ranked Hypothesis list                         │</w:t>
-            </w:r>
-          </w:p>
-          <w:p>
-            <w:pPr>
-              <w:spacing w:line="240" w:lineRule="auto" w:after="0"/>
-            </w:pPr>
-            <w:r>
-              <w:rPr>
-                <w:rFonts w:ascii="Roboto Mono" w:hAnsi="Roboto Mono" w:cs="Roboto Mono"/>
-                <w:b w:val="0"/>
-                <w:i w:val="0"/>
-                <w:color w:val="262626"/>
-                <w:sz w:val="16"/>
-              </w:rPr>
-              <w:t>│                           │                                      │</w:t>
-            </w:r>
-          </w:p>
-          <w:p>
-            <w:pPr>
-              <w:spacing w:line="240" w:lineRule="auto" w:after="0"/>
-            </w:pPr>
-            <w:r>
-              <w:rPr>
-                <w:rFonts w:ascii="Roboto Mono" w:hAnsi="Roboto Mono" w:cs="Roboto Mono"/>
-                <w:b w:val="0"/>
-                <w:i w:val="0"/>
-                <w:color w:val="262626"/>
-                <w:sz w:val="16"/>
-              </w:rPr>
-              <w:t>│               [Stage 3: Vectorize]  codellama:7b                │</w:t>
-            </w:r>
-          </w:p>
-          <w:p>
-            <w:pPr>
-              <w:spacing w:line="240" w:lineRule="auto" w:after="0"/>
-            </w:pPr>
-            <w:r>
-              <w:rPr>
-                <w:rFonts w:ascii="Roboto Mono" w:hAnsi="Roboto Mono" w:cs="Roboto Mono"/>
-                <w:b w:val="0"/>
-                <w:i w:val="0"/>
-                <w:color w:val="262626"/>
-                <w:sz w:val="16"/>
-              </w:rPr>
-              <w:t>│               ├── Skeleton-fill prompt → C timing harness        │</w:t>
-            </w:r>
-          </w:p>
-          <w:p>
-            <w:pPr>
-              <w:spacing w:line="240" w:lineRule="auto" w:after="0"/>
-            </w:pPr>
-            <w:r>
-              <w:rPr>
-                <w:rFonts w:ascii="Roboto Mono" w:hAnsi="Roboto Mono" w:cs="Roboto Mono"/>
-                <w:b w:val="0"/>
-                <w:i w:val="0"/>
-                <w:color w:val="262626"/>
-                <w:sz w:val="16"/>
-              </w:rPr>
-              <w:t>│               ├── Compile check + error-feedback retry           │</w:t>
-            </w:r>
-          </w:p>
-          <w:p>
-            <w:pPr>
-              <w:spacing w:line="240" w:lineRule="auto" w:after="0"/>
-            </w:pPr>
-            <w:r>
-              <w:rPr>
-                <w:rFonts w:ascii="Roboto Mono" w:hAnsi="Roboto Mono" w:cs="Roboto Mono"/>
-                <w:b w:val="0"/>
-                <w:i w:val="0"/>
-                <w:color w:val="262626"/>
-                <w:sz w:val="16"/>
-              </w:rPr>
-              <w:t>│               └── Deterministic fallback (if LLM fails)         │</w:t>
-            </w:r>
-          </w:p>
-          <w:p>
-            <w:pPr>
-              <w:spacing w:line="240" w:lineRule="auto" w:after="0"/>
-            </w:pPr>
-            <w:r>
-              <w:rPr>
-                <w:rFonts w:ascii="Roboto Mono" w:hAnsi="Roboto Mono" w:cs="Roboto Mono"/>
-                <w:b w:val="0"/>
-                <w:i w:val="0"/>
-                <w:color w:val="262626"/>
-                <w:sz w:val="16"/>
-              </w:rPr>
-              <w:t>│                           │                                      │</w:t>
-            </w:r>
-          </w:p>
-          <w:p>
-            <w:pPr>
-              <w:spacing w:line="240" w:lineRule="auto" w:after="0"/>
-            </w:pPr>
-            <w:r>
-              <w:rPr>
-                <w:rFonts w:ascii="Roboto Mono" w:hAnsi="Roboto Mono" w:cs="Roboto Mono"/>
-                <w:b w:val="0"/>
-                <w:i w:val="0"/>
-                <w:color w:val="262626"/>
-                <w:sz w:val="16"/>
-              </w:rPr>
-              <w:t>│               [Timing Oracle]  harness_oracle (C binary)         │</w:t>
-            </w:r>
-          </w:p>
-          <w:p>
-            <w:pPr>
-              <w:spacing w:line="240" w:lineRule="auto" w:after="0"/>
-            </w:pPr>
-            <w:r>
-              <w:rPr>
-                <w:rFonts w:ascii="Roboto Mono" w:hAnsi="Roboto Mono" w:cs="Roboto Mono"/>
-                <w:b w:val="0"/>
-                <w:i w:val="0"/>
-                <w:color w:val="262626"/>
-                <w:sz w:val="16"/>
-              </w:rPr>
-              <w:t>│               └── Welch t-test, n=50,000 → timing JSON          │</w:t>
-            </w:r>
-          </w:p>
-          <w:p>
-            <w:pPr>
-              <w:spacing w:line="240" w:lineRule="auto" w:after="0"/>
-            </w:pPr>
-            <w:r>
-              <w:rPr>
-                <w:rFonts w:ascii="Roboto Mono" w:hAnsi="Roboto Mono" w:cs="Roboto Mono"/>
-                <w:b w:val="0"/>
-                <w:i w:val="0"/>
-                <w:color w:val="262626"/>
-                <w:sz w:val="16"/>
-              </w:rPr>
-              <w:t>│                           │                                      │</w:t>
-            </w:r>
-          </w:p>
-          <w:p>
-            <w:pPr>
-              <w:spacing w:line="240" w:lineRule="auto" w:after="0"/>
-            </w:pPr>
-            <w:r>
-              <w:rPr>
-                <w:rFonts w:ascii="Roboto Mono" w:hAnsi="Roboto Mono" w:cs="Roboto Mono"/>
-                <w:b w:val="0"/>
-                <w:i w:val="0"/>
-                <w:color w:val="262626"/>
-                <w:sz w:val="16"/>
-              </w:rPr>
-              <w:t>│               [Stage 2: Refine]  qwen3:8b                       │</w:t>
-            </w:r>
-          </w:p>
-          <w:p>
-            <w:pPr>
-              <w:spacing w:line="240" w:lineRule="auto" w:after="0"/>
-            </w:pPr>
-            <w:r>
-              <w:rPr>
-                <w:rFonts w:ascii="Roboto Mono" w:hAnsi="Roboto Mono" w:cs="Roboto Mono"/>
-                <w:b w:val="0"/>
-                <w:i w:val="0"/>
-                <w:color w:val="262626"/>
-                <w:sz w:val="16"/>
-              </w:rPr>
-              <w:t>│               ├── PROMOTED / DEMOTED / INVALIDATED / UNCHANGED   │</w:t>
-            </w:r>
-          </w:p>
-          <w:p>
-            <w:pPr>
-              <w:spacing w:line="240" w:lineRule="auto" w:after="0"/>
-            </w:pPr>
-            <w:r>
-              <w:rPr>
-                <w:rFonts w:ascii="Roboto Mono" w:hAnsi="Roboto Mono" w:cs="Roboto Mono"/>
-                <w:b w:val="0"/>
-                <w:i w:val="0"/>
-                <w:color w:val="262626"/>
-                <w:sz w:val="16"/>
-              </w:rPr>
-              <w:t>│               └── Exploitation path (if PROMOTED)               │</w:t>
-            </w:r>
-          </w:p>
-          <w:p>
-            <w:pPr>
-              <w:spacing w:line="240" w:lineRule="auto" w:after="0"/>
-            </w:pPr>
-            <w:r>
-              <w:rPr>
-                <w:rFonts w:ascii="Roboto Mono" w:hAnsi="Roboto Mono" w:cs="Roboto Mono"/>
-                <w:b w:val="0"/>
-                <w:i w:val="0"/>
-                <w:color w:val="262626"/>
-                <w:sz w:val="16"/>
-              </w:rPr>
-              <w:t>└──────────────────────────────────────────────────────────────────┘</w:t>
-            </w:r>
-          </w:p>
-          <w:p>
-            <w:pPr>
-              <w:spacing w:line="240" w:lineRule="auto" w:after="0"/>
-            </w:pPr>
-            <w:r>
-              <w:rPr>
-                <w:rFonts w:ascii="Roboto Mono" w:hAnsi="Roboto Mono" w:cs="Roboto Mono"/>
-                <w:b w:val="0"/>
-                <w:i w:val="0"/>
-                <w:color w:val="262626"/>
-                <w:sz w:val="16"/>
-              </w:rPr>
-            </w:r>
-          </w:p>
-        </w:tc>
-      </w:tr>
-    </w:tbl>
     <w:p>
       <w:pPr>
-        <w:spacing w:after="40"/>
+        <w:spacing w:before="120"/>
+        <w:jc w:val="center"/>
       </w:pPr>
+      <w:r>
+        <w:drawing>
+          <wp:inline xmlns:a="http://schemas.openxmlformats.org/drawingml/2006/main" xmlns:pic="http://schemas.openxmlformats.org/drawingml/2006/picture">
+            <wp:extent cx="5760720" cy="2252312"/>
+            <wp:docPr id="1" name="Picture 1"/>
+            <wp:cNvGraphicFramePr>
+              <a:graphicFrameLocks noChangeAspect="1"/>
+            </wp:cNvGraphicFramePr>
+            <a:graphic>
+              <a:graphicData uri="http://schemas.openxmlformats.org/drawingml/2006/picture">
+                <pic:pic>
+                  <pic:nvPicPr>
+                    <pic:cNvPr id="0" name="image.png"/>
+                    <pic:cNvPicPr/>
+                  </pic:nvPicPr>
+                  <pic:blipFill>
+                    <a:blip r:embed="rId11"/>
+                    <a:stretch>
+                      <a:fillRect/>
+                    </a:stretch>
+                  </pic:blipFill>
+                  <pic:spPr>
+                    <a:xfrm>
+                      <a:off x="0" y="0"/>
+                      <a:ext cx="5760720" cy="2252312"/>
+                    </a:xfrm>
+                    <a:prstGeom prst="rect"/>
+                  </pic:spPr>
+                </pic:pic>
+              </a:graphicData>
+            </a:graphic>
+          </wp:inline>
+        </w:drawing>
+      </w:r>
+    </w:p>
+    <w:p>
+      <w:pPr>
+        <w:spacing w:after="160"/>
+        <w:jc w:val="center"/>
+      </w:pPr>
+      <w:r>
+        <w:rPr>
+          <w:rFonts w:ascii="Roboto Mono" w:hAnsi="Roboto Mono" w:cs="Roboto Mono"/>
+          <w:b/>
+          <w:i w:val="0"/>
+          <w:color w:val="0099FF"/>
+          <w:sz w:val="16"/>
+        </w:rPr>
+        <w:t xml:space="preserve">Diagram. </w:t>
+      </w:r>
+      <w:r>
+        <w:rPr>
+          <w:rFonts w:ascii="Roboto Mono" w:hAnsi="Roboto Mono" w:cs="Roboto Mono"/>
+          <w:b w:val="0"/>
+          <w:i w:val="0"/>
+          <w:color w:val="313131"/>
+          <w:sz w:val="16"/>
+        </w:rPr>
+        <w:t xml:space="preserve"> The core Rayquaza closed loop. Stage 1 (codellama:7b) proposes ranked hypotheses from source; Stage 3 (codellama:7b) vectorises the top hypothesis into a compiled C timing harness; the Timing Oracle applies a calibrated Welch t-test against the real target binary; Stage 2 (qwen3:8b) reads the oracle’s verdict and promotes, demotes, or invalidates the hypothesis (with an exploitation path sketched on promotion), closing the loop back to Stage 1. The provider-agnostic model gateway introduced in §5.1 (Figure 0) sits behind every LLM call shown here but is omitted from this diagram for clarity.</w:t>
+      </w:r>
     </w:p>
     <w:p>
       <w:pPr>
@@ -8676,7 +8376,7 @@
         <w:drawing>
           <wp:inline xmlns:a="http://schemas.openxmlformats.org/drawingml/2006/main" xmlns:pic="http://schemas.openxmlformats.org/drawingml/2006/picture">
             <wp:extent cx="5760720" cy="3123615"/>
-            <wp:docPr id="1" name="Picture 1"/>
+            <wp:docPr id="2" name="Picture 2"/>
             <wp:cNvGraphicFramePr>
               <a:graphicFrameLocks noChangeAspect="1"/>
             </wp:cNvGraphicFramePr>
@@ -8688,7 +8388,7 @@
                     <pic:cNvPicPr/>
                   </pic:nvPicPr>
                   <pic:blipFill>
-                    <a:blip r:embed="rId11"/>
+                    <a:blip r:embed="rId12"/>
                     <a:stretch>
                       <a:fillRect/>
                     </a:stretch>
@@ -9357,7 +9057,7 @@
         <w:drawing>
           <wp:inline xmlns:a="http://schemas.openxmlformats.org/drawingml/2006/main" xmlns:pic="http://schemas.openxmlformats.org/drawingml/2006/picture">
             <wp:extent cx="5760720" cy="3370634"/>
-            <wp:docPr id="2" name="Picture 2"/>
+            <wp:docPr id="3" name="Picture 3"/>
             <wp:cNvGraphicFramePr>
               <a:graphicFrameLocks noChangeAspect="1"/>
             </wp:cNvGraphicFramePr>
@@ -9369,7 +9069,7 @@
                     <pic:cNvPicPr/>
                   </pic:nvPicPr>
                   <pic:blipFill>
-                    <a:blip r:embed="rId12"/>
+                    <a:blip r:embed="rId13"/>
                     <a:stretch>
                       <a:fillRect/>
                     </a:stretch>
@@ -9862,7 +9562,7 @@
         <w:drawing>
           <wp:inline xmlns:a="http://schemas.openxmlformats.org/drawingml/2006/main" xmlns:pic="http://schemas.openxmlformats.org/drawingml/2006/picture">
             <wp:extent cx="5760720" cy="4277013"/>
-            <wp:docPr id="3" name="Picture 3"/>
+            <wp:docPr id="4" name="Picture 4"/>
             <wp:cNvGraphicFramePr>
               <a:graphicFrameLocks noChangeAspect="1"/>
             </wp:cNvGraphicFramePr>
@@ -9874,7 +9574,7 @@
                     <pic:cNvPicPr/>
                   </pic:nvPicPr>
                   <pic:blipFill>
-                    <a:blip r:embed="rId13"/>
+                    <a:blip r:embed="rId14"/>
                     <a:stretch>
                       <a:fillRect/>
                     </a:stretch>
@@ -11399,7 +11099,7 @@
         <w:drawing>
           <wp:inline xmlns:a="http://schemas.openxmlformats.org/drawingml/2006/main" xmlns:pic="http://schemas.openxmlformats.org/drawingml/2006/picture">
             <wp:extent cx="5760720" cy="3254807"/>
-            <wp:docPr id="4" name="Picture 4"/>
+            <wp:docPr id="5" name="Picture 5"/>
             <wp:cNvGraphicFramePr>
               <a:graphicFrameLocks noChangeAspect="1"/>
             </wp:cNvGraphicFramePr>
@@ -11411,7 +11111,7 @@
                     <pic:cNvPicPr/>
                   </pic:nvPicPr>
                   <pic:blipFill>
-                    <a:blip r:embed="rId14"/>
+                    <a:blip r:embed="rId15"/>
                     <a:stretch>
                       <a:fillRect/>
                     </a:stretch>
@@ -12562,668 +12262,6 @@
         <w:drawing>
           <wp:inline xmlns:a="http://schemas.openxmlformats.org/drawingml/2006/main" xmlns:pic="http://schemas.openxmlformats.org/drawingml/2006/picture">
             <wp:extent cx="5760720" cy="3325633"/>
-            <wp:docPr id="5" name="Picture 5"/>
-            <wp:cNvGraphicFramePr>
-              <a:graphicFrameLocks noChangeAspect="1"/>
-            </wp:cNvGraphicFramePr>
-            <a:graphic>
-              <a:graphicData uri="http://schemas.openxmlformats.org/drawingml/2006/picture">
-                <pic:pic>
-                  <pic:nvPicPr>
-                    <pic:cNvPr id="0" name="image.png"/>
-                    <pic:cNvPicPr/>
-                  </pic:nvPicPr>
-                  <pic:blipFill>
-                    <a:blip r:embed="rId15"/>
-                    <a:stretch>
-                      <a:fillRect/>
-                    </a:stretch>
-                  </pic:blipFill>
-                  <pic:spPr>
-                    <a:xfrm>
-                      <a:off x="0" y="0"/>
-                      <a:ext cx="5760720" cy="3325633"/>
-                    </a:xfrm>
-                    <a:prstGeom prst="rect"/>
-                  </pic:spPr>
-                </pic:pic>
-              </a:graphicData>
-            </a:graphic>
-          </wp:inline>
-        </w:drawing>
-      </w:r>
-    </w:p>
-    <w:p>
-      <w:pPr>
-        <w:spacing w:after="160"/>
-        <w:jc w:val="center"/>
-      </w:pPr>
-      <w:r>
-        <w:rPr>
-          <w:rFonts w:ascii="Roboto Mono" w:hAnsi="Roboto Mono" w:cs="Roboto Mono"/>
-          <w:b/>
-          <w:i w:val="0"/>
-          <w:color w:val="0099FF"/>
-          <w:sz w:val="16"/>
-        </w:rPr>
-        <w:t xml:space="preserve">Figure 0. </w:t>
-      </w:r>
-      <w:r>
-        <w:rPr>
-          <w:rFonts w:ascii="Roboto Mono" w:hAnsi="Roboto Mono" w:cs="Roboto Mono"/>
-          <w:b w:val="0"/>
-          <w:i w:val="0"/>
-          <w:color w:val="313131"/>
-          <w:sz w:val="16"/>
-        </w:rPr>
-        <w:t xml:space="preserve"> The pipeline of §3.2 is unchanged; a model gateway (Router + Meter) now sits behind every LLM call, fanning out to three provider families behind one interface (</w:t>
-      </w:r>
-      <w:r>
-        <w:rPr>
-          <w:rFonts w:ascii="Roboto Mono" w:hAnsi="Roboto Mono" w:cs="Roboto Mono"/>
-          <w:b w:val="0"/>
-          <w:i w:val="0"/>
-          <w:color w:val="313131"/>
-          <w:sz w:val="16"/>
-        </w:rPr>
-        <w:t>RAYQ_CODE_MODEL</w:t>
-      </w:r>
-      <w:r>
-        <w:rPr>
-          <w:rFonts w:ascii="Roboto Mono" w:hAnsi="Roboto Mono" w:cs="Roboto Mono"/>
-          <w:b w:val="0"/>
-          <w:i w:val="0"/>
-          <w:color w:val="313131"/>
-          <w:sz w:val="16"/>
-        </w:rPr>
-        <w:t xml:space="preserve"> / </w:t>
-      </w:r>
-      <w:r>
-        <w:rPr>
-          <w:rFonts w:ascii="Roboto Mono" w:hAnsi="Roboto Mono" w:cs="Roboto Mono"/>
-          <w:b w:val="0"/>
-          <w:i w:val="0"/>
-          <w:color w:val="313131"/>
-          <w:sz w:val="16"/>
-        </w:rPr>
-        <w:t>RAYQ_REASON_MODEL</w:t>
-      </w:r>
-      <w:r>
-        <w:rPr>
-          <w:rFonts w:ascii="Roboto Mono" w:hAnsi="Roboto Mono" w:cs="Roboto Mono"/>
-          <w:b w:val="0"/>
-          <w:i w:val="0"/>
-          <w:color w:val="313131"/>
-          <w:sz w:val="16"/>
-        </w:rPr>
-        <w:t>). This is what made the 18-model comparison possible without touching engine code.</w:t>
-      </w:r>
-    </w:p>
-    <w:p>
-      <w:pPr>
-        <w:keepNext/>
-        <w:spacing w:before="160" w:after="80"/>
-      </w:pPr>
-      <w:r>
-        <w:rPr>
-          <w:rFonts w:ascii="Public Sans" w:hAnsi="Public Sans" w:cs="Public Sans"/>
-          <w:b/>
-          <w:i w:val="0"/>
-          <w:color w:val="0099FF"/>
-          <w:sz w:val="25"/>
-        </w:rPr>
-        <w:t xml:space="preserve">5.2  </w:t>
-      </w:r>
-      <w:r>
-        <w:rPr>
-          <w:rFonts w:ascii="Public Sans" w:hAnsi="Public Sans" w:cs="Public Sans"/>
-          <w:b/>
-          <w:i w:val="0"/>
-          <w:color w:val="262626"/>
-          <w:sz w:val="25"/>
-        </w:rPr>
-        <w:t xml:space="preserve"> A Methodological Clarification: What “Confirmed” Means at This Scale</w:t>
-      </w:r>
-    </w:p>
-    <w:p>
-      <w:pPr>
-        <w:spacing w:after="140" w:line="324" w:lineRule="auto"/>
-      </w:pPr>
-      <w:r>
-        <w:rPr>
-          <w:rFonts w:ascii="Public Sans" w:hAnsi="Public Sans" w:cs="Public Sans"/>
-          <w:b w:val="0"/>
-          <w:i w:val="0"/>
-          <w:color w:val="262626"/>
-          <w:sz w:val="21"/>
-        </w:rPr>
-        <w:t xml:space="preserve">Before presenting results, we must be precise about what the pipeline’s </w:t>
-      </w:r>
-      <w:r>
-        <w:rPr>
-          <w:rFonts w:ascii="Roboto Mono" w:hAnsi="Roboto Mono" w:cs="Roboto Mono"/>
-          <w:b w:val="0"/>
-          <w:i w:val="0"/>
-          <w:color w:val="262626"/>
-          <w:sz w:val="18"/>
-          <w:shd w:val="clear" w:color="auto" w:fill="E2E1DA"/>
-        </w:rPr>
-        <w:t>confirmed</w:t>
-      </w:r>
-      <w:r>
-        <w:rPr>
-          <w:rFonts w:ascii="Public Sans" w:hAnsi="Public Sans" w:cs="Public Sans"/>
-          <w:b w:val="0"/>
-          <w:i w:val="0"/>
-          <w:color w:val="262626"/>
-          <w:sz w:val="21"/>
-        </w:rPr>
-        <w:t xml:space="preserve"> flag measures at multi-model scale, because it is easy to over-read. The timing oracle invoked for every cell (</w:t>
-      </w:r>
-      <w:r>
-        <w:rPr>
-          <w:rFonts w:ascii="Roboto Mono" w:hAnsi="Roboto Mono" w:cs="Roboto Mono"/>
-          <w:b w:val="0"/>
-          <w:i w:val="0"/>
-          <w:color w:val="262626"/>
-          <w:sz w:val="18"/>
-          <w:shd w:val="clear" w:color="auto" w:fill="E2E1DA"/>
-        </w:rPr>
-        <w:t>harness_oracle</w:t>
-      </w:r>
-      <w:r>
-        <w:rPr>
-          <w:rFonts w:ascii="Public Sans" w:hAnsi="Public Sans" w:cs="Public Sans"/>
-          <w:b w:val="0"/>
-          <w:i w:val="0"/>
-          <w:color w:val="262626"/>
-          <w:sz w:val="21"/>
-        </w:rPr>
-        <w:t xml:space="preserve">, §3.5) is a </w:t>
-      </w:r>
-      <w:r>
-        <w:rPr>
-          <w:rFonts w:ascii="Public Sans" w:hAnsi="Public Sans" w:cs="Public Sans"/>
-          <w:b/>
-          <w:i w:val="0"/>
-          <w:color w:val="262626"/>
-          <w:sz w:val="21"/>
-        </w:rPr>
-        <w:t>fixed, prebuilt binary selected only by target identifier</w:t>
-      </w:r>
-      <w:r>
-        <w:rPr>
-          <w:rFonts w:ascii="Public Sans" w:hAnsi="Public Sans" w:cs="Public Sans"/>
-          <w:b w:val="0"/>
-          <w:i w:val="0"/>
-          <w:color w:val="262626"/>
-          <w:sz w:val="21"/>
-        </w:rPr>
-        <w:t xml:space="preserve"> — it is not compiled from, or in any way derived from, the model’s own Stage 3 output. It measures the same real planted vulnerability with the same hardcoded input-class design regardless of which model is running the pipeline.</w:t>
-      </w:r>
-    </w:p>
-    <w:p>
-      <w:pPr>
-        <w:spacing w:after="140" w:line="324" w:lineRule="auto"/>
-      </w:pPr>
-      <w:r>
-        <w:rPr>
-          <w:rFonts w:ascii="Public Sans" w:hAnsi="Public Sans" w:cs="Public Sans"/>
-          <w:b w:val="0"/>
-          <w:i w:val="0"/>
-          <w:color w:val="262626"/>
-          <w:sz w:val="21"/>
-        </w:rPr>
-        <w:t xml:space="preserve">The practical consequence: on MLDSA-1, all 15 models tested returned </w:t>
-      </w:r>
-      <w:r>
-        <w:rPr>
-          <w:rFonts w:ascii="Roboto Mono" w:hAnsi="Roboto Mono" w:cs="Roboto Mono"/>
-          <w:b w:val="0"/>
-          <w:i w:val="0"/>
-          <w:color w:val="262626"/>
-          <w:sz w:val="18"/>
-          <w:shd w:val="clear" w:color="auto" w:fill="E2E1DA"/>
-        </w:rPr>
-        <w:t>confirmed=true</w:t>
-      </w:r>
-      <w:r>
-        <w:rPr>
-          <w:rFonts w:ascii="Public Sans" w:hAnsi="Public Sans" w:cs="Public Sans"/>
-          <w:b w:val="0"/>
-          <w:i w:val="0"/>
-          <w:color w:val="262626"/>
-          <w:sz w:val="21"/>
-        </w:rPr>
-        <w:t>, with |t| ranging from 15.04 (</w:t>
-      </w:r>
-      <w:r>
-        <w:rPr>
-          <w:rFonts w:ascii="Roboto Mono" w:hAnsi="Roboto Mono" w:cs="Roboto Mono"/>
-          <w:b w:val="0"/>
-          <w:i w:val="0"/>
-          <w:color w:val="262626"/>
-          <w:sz w:val="18"/>
-          <w:shd w:val="clear" w:color="auto" w:fill="E2E1DA"/>
-        </w:rPr>
-        <w:t>qwen2.5-coder:32b</w:t>
-      </w:r>
-      <w:r>
-        <w:rPr>
-          <w:rFonts w:ascii="Public Sans" w:hAnsi="Public Sans" w:cs="Public Sans"/>
-          <w:b w:val="0"/>
-          <w:i w:val="0"/>
-          <w:color w:val="262626"/>
-          <w:sz w:val="21"/>
-        </w:rPr>
-        <w:t xml:space="preserve">, which </w:t>
-      </w:r>
-      <w:r>
-        <w:rPr>
-          <w:rFonts w:ascii="Public Sans" w:hAnsi="Public Sans" w:cs="Public Sans"/>
-          <w:b w:val="0"/>
-          <w:i/>
-          <w:color w:val="262626"/>
-          <w:sz w:val="21"/>
-        </w:rPr>
-        <w:t>correctly located</w:t>
-      </w:r>
-      <w:r>
-        <w:rPr>
-          <w:rFonts w:ascii="Public Sans" w:hAnsi="Public Sans" w:cs="Public Sans"/>
-          <w:b w:val="0"/>
-          <w:i w:val="0"/>
-          <w:color w:val="262626"/>
-          <w:sz w:val="21"/>
-        </w:rPr>
-        <w:t xml:space="preserve"> the leak) to 703.18 (</w:t>
-      </w:r>
-      <w:r>
-        <w:rPr>
-          <w:rFonts w:ascii="Roboto Mono" w:hAnsi="Roboto Mono" w:cs="Roboto Mono"/>
-          <w:b w:val="0"/>
-          <w:i w:val="0"/>
-          <w:color w:val="262626"/>
-          <w:sz w:val="18"/>
-          <w:shd w:val="clear" w:color="auto" w:fill="E2E1DA"/>
-        </w:rPr>
-        <w:t>claude-haiku-4-5</w:t>
-      </w:r>
-      <w:r>
-        <w:rPr>
-          <w:rFonts w:ascii="Public Sans" w:hAnsi="Public Sans" w:cs="Public Sans"/>
-          <w:b w:val="0"/>
-          <w:i w:val="0"/>
-          <w:color w:val="262626"/>
-          <w:sz w:val="21"/>
-        </w:rPr>
-        <w:t>, also correct) to 686.57 (</w:t>
-      </w:r>
-      <w:r>
-        <w:rPr>
-          <w:rFonts w:ascii="Roboto Mono" w:hAnsi="Roboto Mono" w:cs="Roboto Mono"/>
-          <w:b w:val="0"/>
-          <w:i w:val="0"/>
-          <w:color w:val="262626"/>
-          <w:sz w:val="18"/>
-          <w:shd w:val="clear" w:color="auto" w:fill="E2E1DA"/>
-        </w:rPr>
-        <w:t>claude-opus-4-8</w:t>
-      </w:r>
-      <w:r>
-        <w:rPr>
-          <w:rFonts w:ascii="Public Sans" w:hAnsi="Public Sans" w:cs="Public Sans"/>
-          <w:b w:val="0"/>
-          <w:i w:val="0"/>
-          <w:color w:val="262626"/>
-          <w:sz w:val="21"/>
-        </w:rPr>
-        <w:t xml:space="preserve">, which </w:t>
-      </w:r>
-      <w:r>
-        <w:rPr>
-          <w:rFonts w:ascii="Public Sans" w:hAnsi="Public Sans" w:cs="Public Sans"/>
-          <w:b w:val="0"/>
-          <w:i/>
-          <w:color w:val="262626"/>
-          <w:sz w:val="21"/>
-        </w:rPr>
-        <w:t>missed</w:t>
-      </w:r>
-      <w:r>
-        <w:rPr>
-          <w:rFonts w:ascii="Public Sans" w:hAnsi="Public Sans" w:cs="Public Sans"/>
-          <w:b w:val="0"/>
-          <w:i w:val="0"/>
-          <w:color w:val="262626"/>
-          <w:sz w:val="21"/>
-        </w:rPr>
-        <w:t xml:space="preserve"> the location). Confirmation magnitude does not correlate with location correctness — it reflects only that the target genuinely contains the planted leak, which was never in question. </w:t>
-      </w:r>
-      <w:r>
-        <w:rPr>
-          <w:rFonts w:ascii="Roboto Mono" w:hAnsi="Roboto Mono" w:cs="Roboto Mono"/>
-          <w:b w:val="0"/>
-          <w:i w:val="0"/>
-          <w:color w:val="262626"/>
-          <w:sz w:val="18"/>
-          <w:shd w:val="clear" w:color="auto" w:fill="E2E1DA"/>
-        </w:rPr>
-        <w:t>confirmed</w:t>
-      </w:r>
-      <w:r>
-        <w:rPr>
-          <w:rFonts w:ascii="Public Sans" w:hAnsi="Public Sans" w:cs="Public Sans"/>
-          <w:b/>
-          <w:i w:val="0"/>
-          <w:color w:val="262626"/>
-          <w:sz w:val="21"/>
-        </w:rPr>
-        <w:t xml:space="preserve"> is a pipeline-liveness and ground-truth-presence signal, not a model-quality signal.</w:t>
-      </w:r>
-      <w:r>
-        <w:rPr>
-          <w:rFonts w:ascii="Public Sans" w:hAnsi="Public Sans" w:cs="Public Sans"/>
-          <w:b w:val="0"/>
-          <w:i w:val="0"/>
-          <w:color w:val="262626"/>
-          <w:sz w:val="21"/>
-        </w:rPr>
-        <w:t xml:space="preserve"> The metric that discriminates model capability is </w:t>
-      </w:r>
-      <w:r>
-        <w:rPr>
-          <w:rFonts w:ascii="Roboto Mono" w:hAnsi="Roboto Mono" w:cs="Roboto Mono"/>
-          <w:b w:val="0"/>
-          <w:i w:val="0"/>
-          <w:color w:val="262626"/>
-          <w:sz w:val="18"/>
-          <w:shd w:val="clear" w:color="auto" w:fill="E2E1DA"/>
-        </w:rPr>
-        <w:t>located</w:t>
-      </w:r>
-      <w:r>
-        <w:rPr>
-          <w:rFonts w:ascii="Public Sans" w:hAnsi="Public Sans" w:cs="Public Sans"/>
-          <w:b w:val="0"/>
-          <w:i w:val="0"/>
-          <w:color w:val="262626"/>
-          <w:sz w:val="21"/>
-        </w:rPr>
-        <w:t xml:space="preserve">: whether the model’s own reported category and location match ground truth (§3.5, </w:t>
-      </w:r>
-      <w:r>
-        <w:rPr>
-          <w:rFonts w:ascii="Roboto Mono" w:hAnsi="Roboto Mono" w:cs="Roboto Mono"/>
-          <w:b w:val="0"/>
-          <w:i w:val="0"/>
-          <w:color w:val="262626"/>
-          <w:sz w:val="18"/>
-          <w:shd w:val="clear" w:color="auto" w:fill="E2E1DA"/>
-        </w:rPr>
-        <w:t>run_session.py::_collect_target_result</w:t>
-      </w:r>
-      <w:r>
-        <w:rPr>
-          <w:rFonts w:ascii="Public Sans" w:hAnsi="Public Sans" w:cs="Public Sans"/>
-          <w:b w:val="0"/>
-          <w:i w:val="0"/>
-          <w:color w:val="262626"/>
-          <w:sz w:val="21"/>
-        </w:rPr>
-        <w:t xml:space="preserve">). All comparative claims in this section are made on </w:t>
-      </w:r>
-      <w:r>
-        <w:rPr>
-          <w:rFonts w:ascii="Roboto Mono" w:hAnsi="Roboto Mono" w:cs="Roboto Mono"/>
-          <w:b w:val="0"/>
-          <w:i w:val="0"/>
-          <w:color w:val="262626"/>
-          <w:sz w:val="18"/>
-          <w:shd w:val="clear" w:color="auto" w:fill="E2E1DA"/>
-        </w:rPr>
-        <w:t>located</w:t>
-      </w:r>
-      <w:r>
-        <w:rPr>
-          <w:rFonts w:ascii="Public Sans" w:hAnsi="Public Sans" w:cs="Public Sans"/>
-          <w:b w:val="0"/>
-          <w:i w:val="0"/>
-          <w:color w:val="262626"/>
-          <w:sz w:val="21"/>
-        </w:rPr>
-        <w:t xml:space="preserve">, not </w:t>
-      </w:r>
-      <w:r>
-        <w:rPr>
-          <w:rFonts w:ascii="Roboto Mono" w:hAnsi="Roboto Mono" w:cs="Roboto Mono"/>
-          <w:b w:val="0"/>
-          <w:i w:val="0"/>
-          <w:color w:val="262626"/>
-          <w:sz w:val="18"/>
-          <w:shd w:val="clear" w:color="auto" w:fill="E2E1DA"/>
-        </w:rPr>
-        <w:t>confirmed</w:t>
-      </w:r>
-      <w:r>
-        <w:rPr>
-          <w:rFonts w:ascii="Public Sans" w:hAnsi="Public Sans" w:cs="Public Sans"/>
-          <w:b w:val="0"/>
-          <w:i w:val="0"/>
-          <w:color w:val="262626"/>
-          <w:sz w:val="21"/>
-        </w:rPr>
-        <w:t>.</w:t>
-      </w:r>
-    </w:p>
-    <w:p>
-      <w:pPr>
-        <w:spacing w:after="140" w:line="324" w:lineRule="auto"/>
-      </w:pPr>
-      <w:r>
-        <w:rPr>
-          <w:rFonts w:ascii="Public Sans" w:hAnsi="Public Sans" w:cs="Public Sans"/>
-          <w:b w:val="0"/>
-          <w:i w:val="0"/>
-          <w:color w:val="262626"/>
-          <w:sz w:val="21"/>
-        </w:rPr>
-        <w:t xml:space="preserve">This distinction sharpens rather than weakens the study: it means every one of the 63 cells reached a live, working oracle measurement (only 3 of 66 attempted cells — </w:t>
-      </w:r>
-      <w:r>
-        <w:rPr>
-          <w:rFonts w:ascii="Roboto Mono" w:hAnsi="Roboto Mono" w:cs="Roboto Mono"/>
-          <w:b w:val="0"/>
-          <w:i w:val="0"/>
-          <w:color w:val="262626"/>
-          <w:sz w:val="18"/>
-          <w:shd w:val="clear" w:color="auto" w:fill="E2E1DA"/>
-        </w:rPr>
-        <w:t>claude-fable-5</w:t>
-      </w:r>
-      <w:r>
-        <w:rPr>
-          <w:rFonts w:ascii="Public Sans" w:hAnsi="Public Sans" w:cs="Public Sans"/>
-          <w:b w:val="0"/>
-          <w:i w:val="0"/>
-          <w:color w:val="262626"/>
-          <w:sz w:val="21"/>
-        </w:rPr>
-        <w:t xml:space="preserve">, </w:t>
-      </w:r>
-      <w:r>
-        <w:rPr>
-          <w:rFonts w:ascii="Roboto Mono" w:hAnsi="Roboto Mono" w:cs="Roboto Mono"/>
-          <w:b w:val="0"/>
-          <w:i w:val="0"/>
-          <w:color w:val="262626"/>
-          <w:sz w:val="18"/>
-          <w:shd w:val="clear" w:color="auto" w:fill="E2E1DA"/>
-        </w:rPr>
-        <w:t>gpt-5.6-luna</w:t>
-      </w:r>
-      <w:r>
-        <w:rPr>
-          <w:rFonts w:ascii="Public Sans" w:hAnsi="Public Sans" w:cs="Public Sans"/>
-          <w:b w:val="0"/>
-          <w:i w:val="0"/>
-          <w:color w:val="262626"/>
-          <w:sz w:val="21"/>
-        </w:rPr>
-        <w:t xml:space="preserve">, </w:t>
-      </w:r>
-      <w:r>
-        <w:rPr>
-          <w:rFonts w:ascii="Roboto Mono" w:hAnsi="Roboto Mono" w:cs="Roboto Mono"/>
-          <w:b w:val="0"/>
-          <w:i w:val="0"/>
-          <w:color w:val="262626"/>
-          <w:sz w:val="18"/>
-          <w:shd w:val="clear" w:color="auto" w:fill="E2E1DA"/>
-        </w:rPr>
-        <w:t>gpt-5.3-codex</w:t>
-      </w:r>
-      <w:r>
-        <w:rPr>
-          <w:rFonts w:ascii="Public Sans" w:hAnsi="Public Sans" w:cs="Public Sans"/>
-          <w:b w:val="0"/>
-          <w:i w:val="0"/>
-          <w:color w:val="262626"/>
-          <w:sz w:val="21"/>
-        </w:rPr>
-        <w:t xml:space="preserve"> — failed to reach that point at all, discussed in §5.8), so the comparison is a clean measurement of </w:t>
-      </w:r>
-      <w:r>
-        <w:rPr>
-          <w:rFonts w:ascii="Public Sans" w:hAnsi="Public Sans" w:cs="Public Sans"/>
-          <w:b w:val="0"/>
-          <w:i/>
-          <w:color w:val="262626"/>
-          <w:sz w:val="21"/>
-        </w:rPr>
-        <w:t>localisation</w:t>
-      </w:r>
-      <w:r>
-        <w:rPr>
-          <w:rFonts w:ascii="Public Sans" w:hAnsi="Public Sans" w:cs="Public Sans"/>
-          <w:b w:val="0"/>
-          <w:i w:val="0"/>
-          <w:color w:val="262626"/>
-          <w:sz w:val="21"/>
-        </w:rPr>
-        <w:t xml:space="preserve"> capability across models, uncontaminated by pipeline reliability differences.</w:t>
-      </w:r>
-    </w:p>
-    <w:p>
-      <w:pPr>
-        <w:keepNext/>
-        <w:spacing w:before="160" w:after="80"/>
-      </w:pPr>
-      <w:r>
-        <w:rPr>
-          <w:rFonts w:ascii="Public Sans" w:hAnsi="Public Sans" w:cs="Public Sans"/>
-          <w:b/>
-          <w:i w:val="0"/>
-          <w:color w:val="0099FF"/>
-          <w:sz w:val="25"/>
-        </w:rPr>
-        <w:t xml:space="preserve">5.3  </w:t>
-      </w:r>
-      <w:r>
-        <w:rPr>
-          <w:rFonts w:ascii="Public Sans" w:hAnsi="Public Sans" w:cs="Public Sans"/>
-          <w:b/>
-          <w:i w:val="0"/>
-          <w:color w:val="262626"/>
-          <w:sz w:val="25"/>
-        </w:rPr>
-        <w:t xml:space="preserve"> Overall Results</w:t>
-      </w:r>
-    </w:p>
-    <w:p>
-      <w:pPr>
-        <w:spacing w:after="140" w:line="324" w:lineRule="auto"/>
-      </w:pPr>
-      <w:r>
-        <w:rPr>
-          <w:rFonts w:ascii="Public Sans" w:hAnsi="Public Sans" w:cs="Public Sans"/>
-          <w:b w:val="0"/>
-          <w:i w:val="0"/>
-          <w:color w:val="262626"/>
-          <w:sz w:val="21"/>
-        </w:rPr>
-        <w:t xml:space="preserve">Across 63 cells, models correctly </w:t>
-      </w:r>
-      <w:r>
-        <w:rPr>
-          <w:rFonts w:ascii="Public Sans" w:hAnsi="Public Sans" w:cs="Public Sans"/>
-          <w:b/>
-          <w:i w:val="0"/>
-          <w:color w:val="262626"/>
-          <w:sz w:val="21"/>
-        </w:rPr>
-        <w:t>located</w:t>
-      </w:r>
-      <w:r>
-        <w:rPr>
-          <w:rFonts w:ascii="Public Sans" w:hAnsi="Public Sans" w:cs="Public Sans"/>
-          <w:b w:val="0"/>
-          <w:i w:val="0"/>
-          <w:color w:val="262626"/>
-          <w:sz w:val="21"/>
-        </w:rPr>
-        <w:t xml:space="preserve"> the vulnerability in 51 (81%) and the oracle </w:t>
-      </w:r>
-      <w:r>
-        <w:rPr>
-          <w:rFonts w:ascii="Public Sans" w:hAnsi="Public Sans" w:cs="Public Sans"/>
-          <w:b/>
-          <w:i w:val="0"/>
-          <w:color w:val="262626"/>
-          <w:sz w:val="21"/>
-        </w:rPr>
-        <w:t>confirmed</w:t>
-      </w:r>
-      <w:r>
-        <w:rPr>
-          <w:rFonts w:ascii="Public Sans" w:hAnsi="Public Sans" w:cs="Public Sans"/>
-          <w:b w:val="0"/>
-          <w:i w:val="0"/>
-          <w:color w:val="262626"/>
-          <w:sz w:val="21"/>
-        </w:rPr>
-        <w:t xml:space="preserve"> a real signal in 60 (95%, per §5.2). </w:t>
-      </w:r>
-      <w:r>
-        <w:rPr>
-          <w:rFonts w:ascii="Public Sans" w:hAnsi="Public Sans" w:cs="Public Sans"/>
-          <w:b/>
-          <w:i w:val="0"/>
-          <w:color w:val="262626"/>
-          <w:sz w:val="21"/>
-        </w:rPr>
-        <w:t>51 of 63 cells (81%) achieved both</w:t>
-      </w:r>
-      <w:r>
-        <w:rPr>
-          <w:rFonts w:ascii="Public Sans" w:hAnsi="Public Sans" w:cs="Public Sans"/>
-          <w:b w:val="0"/>
-          <w:i w:val="0"/>
-          <w:color w:val="262626"/>
-          <w:sz w:val="21"/>
-        </w:rPr>
-        <w:t xml:space="preserve"> — located and confirmed. Figure 7 shows every individual outcome.</w:t>
-      </w:r>
-    </w:p>
-    <w:p>
-      <w:pPr>
-        <w:spacing w:before="120"/>
-        <w:jc w:val="center"/>
-      </w:pPr>
-      <w:r>
-        <w:drawing>
-          <wp:inline xmlns:a="http://schemas.openxmlformats.org/drawingml/2006/main" xmlns:pic="http://schemas.openxmlformats.org/drawingml/2006/picture">
-            <wp:extent cx="5760720" cy="6281523"/>
             <wp:docPr id="6" name="Picture 6"/>
             <wp:cNvGraphicFramePr>
               <a:graphicFrameLocks noChangeAspect="1"/>
@@ -13244,7 +12282,7 @@
                   <pic:spPr>
                     <a:xfrm>
                       <a:off x="0" y="0"/>
-                      <a:ext cx="5760720" cy="6281523"/>
+                      <a:ext cx="5760720" cy="3325633"/>
                     </a:xfrm>
                     <a:prstGeom prst="rect"/>
                   </pic:spPr>
@@ -13268,7 +12306,7 @@
           <w:color w:val="0099FF"/>
           <w:sz w:val="16"/>
         </w:rPr>
-        <w:t xml:space="preserve">Figure 7. </w:t>
+        <w:t xml:space="preserve">Figure 0. </w:t>
       </w:r>
       <w:r>
         <w:rPr>
@@ -13278,242 +12316,47 @@
           <w:color w:val="313131"/>
           <w:sz w:val="16"/>
         </w:rPr>
-        <w:t xml:space="preserve"> Every model x target outcome in hybrid mode. Green = located and confirmed; amber = a real, confirmed signal that the model mis-attributed; the two grey/black cells are the API failure modes discussed in §5.8. Rows are grouped by hardware tier (local CPU, cloud GPU, frontier API) with thin separators.</w:t>
-      </w:r>
-    </w:p>
-    <w:p>
-      <w:pPr>
-        <w:spacing w:after="140" w:line="324" w:lineRule="auto"/>
-      </w:pPr>
-      <w:r>
-        <w:rPr>
-          <w:rFonts w:ascii="Public Sans" w:hAnsi="Public Sans" w:cs="Public Sans"/>
-          <w:b/>
-          <w:i w:val="0"/>
-          <w:color w:val="262626"/>
-          <w:sz w:val="21"/>
-        </w:rPr>
-        <w:t>Eight of the fifteen fully-tested models (4/4 targets attempted) achieved a perfect score</w:t>
-      </w:r>
-      <w:r>
-        <w:rPr>
-          <w:rFonts w:ascii="Public Sans" w:hAnsi="Public Sans" w:cs="Public Sans"/>
-          <w:b w:val="0"/>
-          <w:i w:val="0"/>
-          <w:color w:val="262626"/>
-          <w:sz w:val="21"/>
-        </w:rPr>
-        <w:t xml:space="preserve">: </w:t>
+        <w:t xml:space="preserve"> The pipeline of §3.2 is unchanged; a model gateway (Router + Meter) now sits behind every LLM call, fanning out to three provider families behind one interface (</w:t>
       </w:r>
       <w:r>
         <w:rPr>
           <w:rFonts w:ascii="Roboto Mono" w:hAnsi="Roboto Mono" w:cs="Roboto Mono"/>
           <w:b w:val="0"/>
           <w:i w:val="0"/>
-          <w:color w:val="262626"/>
-          <w:sz w:val="18"/>
-          <w:shd w:val="clear" w:color="auto" w:fill="E2E1DA"/>
-        </w:rPr>
-        <w:t>codellama:7b</w:t>
-      </w:r>
-      <w:r>
-        <w:rPr>
-          <w:rFonts w:ascii="Public Sans" w:hAnsi="Public Sans" w:cs="Public Sans"/>
-          <w:b w:val="0"/>
-          <w:i w:val="0"/>
-          <w:color w:val="262626"/>
-          <w:sz w:val="21"/>
-        </w:rPr>
-        <w:t xml:space="preserve">, </w:t>
+          <w:color w:val="313131"/>
+          <w:sz w:val="16"/>
+        </w:rPr>
+        <w:t>RAYQ_CODE_MODEL</w:t>
       </w:r>
       <w:r>
         <w:rPr>
           <w:rFonts w:ascii="Roboto Mono" w:hAnsi="Roboto Mono" w:cs="Roboto Mono"/>
           <w:b w:val="0"/>
           <w:i w:val="0"/>
-          <w:color w:val="262626"/>
-          <w:sz w:val="18"/>
-          <w:shd w:val="clear" w:color="auto" w:fill="E2E1DA"/>
-        </w:rPr>
-        <w:t>qwen2.5-coder:14b</w:t>
-      </w:r>
-      <w:r>
-        <w:rPr>
-          <w:rFonts w:ascii="Public Sans" w:hAnsi="Public Sans" w:cs="Public Sans"/>
-          <w:b w:val="0"/>
-          <w:i w:val="0"/>
-          <w:color w:val="262626"/>
-          <w:sz w:val="21"/>
-        </w:rPr>
-        <w:t xml:space="preserve">, </w:t>
+          <w:color w:val="313131"/>
+          <w:sz w:val="16"/>
+        </w:rPr>
+        <w:t xml:space="preserve"> / </w:t>
       </w:r>
       <w:r>
         <w:rPr>
           <w:rFonts w:ascii="Roboto Mono" w:hAnsi="Roboto Mono" w:cs="Roboto Mono"/>
           <w:b w:val="0"/>
           <w:i w:val="0"/>
-          <w:color w:val="262626"/>
-          <w:sz w:val="18"/>
-          <w:shd w:val="clear" w:color="auto" w:fill="E2E1DA"/>
-        </w:rPr>
-        <w:t>qwen2.5-coder:32b</w:t>
-      </w:r>
-      <w:r>
-        <w:rPr>
-          <w:rFonts w:ascii="Public Sans" w:hAnsi="Public Sans" w:cs="Public Sans"/>
-          <w:b w:val="0"/>
-          <w:i w:val="0"/>
-          <w:color w:val="262626"/>
-          <w:sz w:val="21"/>
-        </w:rPr>
-        <w:t xml:space="preserve"> (open-weight); </w:t>
+          <w:color w:val="313131"/>
+          <w:sz w:val="16"/>
+        </w:rPr>
+        <w:t>RAYQ_REASON_MODEL</w:t>
       </w:r>
       <w:r>
         <w:rPr>
           <w:rFonts w:ascii="Roboto Mono" w:hAnsi="Roboto Mono" w:cs="Roboto Mono"/>
           <w:b w:val="0"/>
           <w:i w:val="0"/>
-          <w:color w:val="262626"/>
-          <w:sz w:val="18"/>
-          <w:shd w:val="clear" w:color="auto" w:fill="E2E1DA"/>
-        </w:rPr>
-        <w:t>claude-haiku-4-5</w:t>
-      </w:r>
-      <w:r>
-        <w:rPr>
-          <w:rFonts w:ascii="Public Sans" w:hAnsi="Public Sans" w:cs="Public Sans"/>
-          <w:b w:val="0"/>
-          <w:i w:val="0"/>
-          <w:color w:val="262626"/>
-          <w:sz w:val="21"/>
-        </w:rPr>
-        <w:t xml:space="preserve"> (Anthropic); and </w:t>
-      </w:r>
-      <w:r>
-        <w:rPr>
-          <w:rFonts w:ascii="Roboto Mono" w:hAnsi="Roboto Mono" w:cs="Roboto Mono"/>
-          <w:b w:val="0"/>
-          <w:i w:val="0"/>
-          <w:color w:val="262626"/>
-          <w:sz w:val="18"/>
-          <w:shd w:val="clear" w:color="auto" w:fill="E2E1DA"/>
-        </w:rPr>
-        <w:t>gpt-5.4-nano</w:t>
-      </w:r>
-      <w:r>
-        <w:rPr>
-          <w:rFonts w:ascii="Public Sans" w:hAnsi="Public Sans" w:cs="Public Sans"/>
-          <w:b w:val="0"/>
-          <w:i w:val="0"/>
-          <w:color w:val="262626"/>
-          <w:sz w:val="21"/>
-        </w:rPr>
-        <w:t xml:space="preserve">, </w:t>
-      </w:r>
-      <w:r>
-        <w:rPr>
-          <w:rFonts w:ascii="Roboto Mono" w:hAnsi="Roboto Mono" w:cs="Roboto Mono"/>
-          <w:b w:val="0"/>
-          <w:i w:val="0"/>
-          <w:color w:val="262626"/>
-          <w:sz w:val="18"/>
-          <w:shd w:val="clear" w:color="auto" w:fill="E2E1DA"/>
-        </w:rPr>
-        <w:t>gpt-5.4</w:t>
-      </w:r>
-      <w:r>
-        <w:rPr>
-          <w:rFonts w:ascii="Public Sans" w:hAnsi="Public Sans" w:cs="Public Sans"/>
-          <w:b w:val="0"/>
-          <w:i w:val="0"/>
-          <w:color w:val="262626"/>
-          <w:sz w:val="21"/>
-        </w:rPr>
-        <w:t xml:space="preserve">, </w:t>
-      </w:r>
-      <w:r>
-        <w:rPr>
-          <w:rFonts w:ascii="Roboto Mono" w:hAnsi="Roboto Mono" w:cs="Roboto Mono"/>
-          <w:b w:val="0"/>
-          <w:i w:val="0"/>
-          <w:color w:val="262626"/>
-          <w:sz w:val="18"/>
-          <w:shd w:val="clear" w:color="auto" w:fill="E2E1DA"/>
-        </w:rPr>
-        <w:t>gpt-5.6-terra</w:t>
-      </w:r>
-      <w:r>
-        <w:rPr>
-          <w:rFonts w:ascii="Public Sans" w:hAnsi="Public Sans" w:cs="Public Sans"/>
-          <w:b w:val="0"/>
-          <w:i w:val="0"/>
-          <w:color w:val="262626"/>
-          <w:sz w:val="21"/>
-        </w:rPr>
-        <w:t xml:space="preserve">, </w:t>
-      </w:r>
-      <w:r>
-        <w:rPr>
-          <w:rFonts w:ascii="Roboto Mono" w:hAnsi="Roboto Mono" w:cs="Roboto Mono"/>
-          <w:b w:val="0"/>
-          <w:i w:val="0"/>
-          <w:color w:val="262626"/>
-          <w:sz w:val="18"/>
-          <w:shd w:val="clear" w:color="auto" w:fill="E2E1DA"/>
-        </w:rPr>
-        <w:t>gpt-5.5</w:t>
-      </w:r>
-      <w:r>
-        <w:rPr>
-          <w:rFonts w:ascii="Public Sans" w:hAnsi="Public Sans" w:cs="Public Sans"/>
-          <w:b w:val="0"/>
-          <w:i w:val="0"/>
-          <w:color w:val="262626"/>
-          <w:sz w:val="21"/>
-        </w:rPr>
-        <w:t xml:space="preserve"> (OpenAI). Notably, the original single-model study’s </w:t>
-      </w:r>
-      <w:r>
-        <w:rPr>
-          <w:rFonts w:ascii="Roboto Mono" w:hAnsi="Roboto Mono" w:cs="Roboto Mono"/>
-          <w:b w:val="0"/>
-          <w:i w:val="0"/>
-          <w:color w:val="262626"/>
-          <w:sz w:val="18"/>
-          <w:shd w:val="clear" w:color="auto" w:fill="E2E1DA"/>
-        </w:rPr>
-        <w:t>codellama:7b</w:t>
-      </w:r>
-      <w:r>
-        <w:rPr>
-          <w:rFonts w:ascii="Public Sans" w:hAnsi="Public Sans" w:cs="Public Sans"/>
-          <w:b w:val="0"/>
-          <w:i w:val="0"/>
-          <w:color w:val="262626"/>
-          <w:sz w:val="21"/>
-        </w:rPr>
-        <w:t xml:space="preserve"> — the smallest, cheapest, most resource-constrained model in the entire comparison — is among this perfect-score group in hybrid mode, and the largest, most expensive model tested (</w:t>
-      </w:r>
-      <w:r>
-        <w:rPr>
-          <w:rFonts w:ascii="Roboto Mono" w:hAnsi="Roboto Mono" w:cs="Roboto Mono"/>
-          <w:b w:val="0"/>
-          <w:i w:val="0"/>
-          <w:color w:val="262626"/>
-          <w:sz w:val="18"/>
-          <w:shd w:val="clear" w:color="auto" w:fill="E2E1DA"/>
-        </w:rPr>
-        <w:t>claude-opus-4-8</w:t>
-      </w:r>
-      <w:r>
-        <w:rPr>
-          <w:rFonts w:ascii="Public Sans" w:hAnsi="Public Sans" w:cs="Public Sans"/>
-          <w:b w:val="0"/>
-          <w:i w:val="0"/>
-          <w:color w:val="262626"/>
-          <w:sz w:val="21"/>
-        </w:rPr>
-        <w:t>, $5/$25 per million tokens) is not (3/4, missing MLDSA-1; §5.5, §5.7).</w:t>
+          <w:color w:val="313131"/>
+          <w:sz w:val="16"/>
+        </w:rPr>
+        <w:t>). This is what made the 18-model comparison possible without touching engine code.</w:t>
       </w:r>
     </w:p>
     <w:p>
@@ -13529,7 +12372,7 @@
           <w:color w:val="0099FF"/>
           <w:sz w:val="25"/>
         </w:rPr>
-        <w:t xml:space="preserve">5.4  </w:t>
+        <w:t xml:space="preserve">5.2  </w:t>
       </w:r>
       <w:r>
         <w:rPr>
@@ -13539,7 +12382,7 @@
           <w:color w:val="262626"/>
           <w:sz w:val="25"/>
         </w:rPr>
-        <w:t xml:space="preserve"> The Class Gap Persists at Scale</w:t>
+        <w:t xml:space="preserve"> A Methodological Clarification: What “Confirmed” Means at This Scale</w:t>
       </w:r>
     </w:p>
     <w:p>
@@ -13554,7 +12397,7 @@
           <w:color w:val="262626"/>
           <w:sz w:val="21"/>
         </w:rPr>
-        <w:t xml:space="preserve">The central finding of §4.5 was that codellama:7b reliably detects </w:t>
+        <w:t xml:space="preserve">Before presenting results, we must be precise about what the pipeline’s </w:t>
       </w:r>
       <w:r>
         <w:rPr>
@@ -13565,17 +12408,17 @@
           <w:sz w:val="18"/>
           <w:shd w:val="clear" w:color="auto" w:fill="E2E1DA"/>
         </w:rPr>
-        <w:t>secret_dependent_branch</w:t>
-      </w:r>
-      <w:r>
-        <w:rPr>
-          <w:rFonts w:ascii="Public Sans" w:hAnsi="Public Sans" w:cs="Public Sans"/>
-          <w:b w:val="0"/>
-          <w:i w:val="0"/>
-          <w:color w:val="262626"/>
-          <w:sz w:val="21"/>
-        </w:rPr>
-        <w:t xml:space="preserve"> leaks but misses </w:t>
+        <w:t>confirmed</w:t>
+      </w:r>
+      <w:r>
+        <w:rPr>
+          <w:rFonts w:ascii="Public Sans" w:hAnsi="Public Sans" w:cs="Public Sans"/>
+          <w:b w:val="0"/>
+          <w:i w:val="0"/>
+          <w:color w:val="262626"/>
+          <w:sz w:val="21"/>
+        </w:rPr>
+        <w:t xml:space="preserve"> flag measures at multi-model scale, because it is easy to over-read. The timing oracle invoked for every cell (</w:t>
       </w:r>
       <w:r>
         <w:rPr>
@@ -13586,17 +12429,490 @@
           <w:sz w:val="18"/>
           <w:shd w:val="clear" w:color="auto" w:fill="E2E1DA"/>
         </w:rPr>
-        <w:t>nonconstant_comparison</w:t>
-      </w:r>
-      <w:r>
-        <w:rPr>
-          <w:rFonts w:ascii="Public Sans" w:hAnsi="Public Sans" w:cs="Public Sans"/>
-          <w:b w:val="0"/>
-          <w:i w:val="0"/>
-          <w:color w:val="262626"/>
-          <w:sz w:val="21"/>
-        </w:rPr>
-        <w:t xml:space="preserve"> leaks without static-scan assistance. At 18 models and 63 cells, the same class-level gap appears — and does not close with scale, price, or vendor.</w:t>
+        <w:t>harness_oracle</w:t>
+      </w:r>
+      <w:r>
+        <w:rPr>
+          <w:rFonts w:ascii="Public Sans" w:hAnsi="Public Sans" w:cs="Public Sans"/>
+          <w:b w:val="0"/>
+          <w:i w:val="0"/>
+          <w:color w:val="262626"/>
+          <w:sz w:val="21"/>
+        </w:rPr>
+        <w:t xml:space="preserve">, §3.5) is a </w:t>
+      </w:r>
+      <w:r>
+        <w:rPr>
+          <w:rFonts w:ascii="Public Sans" w:hAnsi="Public Sans" w:cs="Public Sans"/>
+          <w:b/>
+          <w:i w:val="0"/>
+          <w:color w:val="262626"/>
+          <w:sz w:val="21"/>
+        </w:rPr>
+        <w:t>fixed, prebuilt binary selected only by target identifier</w:t>
+      </w:r>
+      <w:r>
+        <w:rPr>
+          <w:rFonts w:ascii="Public Sans" w:hAnsi="Public Sans" w:cs="Public Sans"/>
+          <w:b w:val="0"/>
+          <w:i w:val="0"/>
+          <w:color w:val="262626"/>
+          <w:sz w:val="21"/>
+        </w:rPr>
+        <w:t xml:space="preserve"> — it is not compiled from, or in any way derived from, the model’s own Stage 3 output. It measures the same real planted vulnerability with the same hardcoded input-class design regardless of which model is running the pipeline.</w:t>
+      </w:r>
+    </w:p>
+    <w:p>
+      <w:pPr>
+        <w:spacing w:after="140" w:line="324" w:lineRule="auto"/>
+      </w:pPr>
+      <w:r>
+        <w:rPr>
+          <w:rFonts w:ascii="Public Sans" w:hAnsi="Public Sans" w:cs="Public Sans"/>
+          <w:b w:val="0"/>
+          <w:i w:val="0"/>
+          <w:color w:val="262626"/>
+          <w:sz w:val="21"/>
+        </w:rPr>
+        <w:t xml:space="preserve">The practical consequence: on MLDSA-1, all 15 models tested returned </w:t>
+      </w:r>
+      <w:r>
+        <w:rPr>
+          <w:rFonts w:ascii="Roboto Mono" w:hAnsi="Roboto Mono" w:cs="Roboto Mono"/>
+          <w:b w:val="0"/>
+          <w:i w:val="0"/>
+          <w:color w:val="262626"/>
+          <w:sz w:val="18"/>
+          <w:shd w:val="clear" w:color="auto" w:fill="E2E1DA"/>
+        </w:rPr>
+        <w:t>confirmed=true</w:t>
+      </w:r>
+      <w:r>
+        <w:rPr>
+          <w:rFonts w:ascii="Public Sans" w:hAnsi="Public Sans" w:cs="Public Sans"/>
+          <w:b w:val="0"/>
+          <w:i w:val="0"/>
+          <w:color w:val="262626"/>
+          <w:sz w:val="21"/>
+        </w:rPr>
+        <w:t>, with |t| ranging from 15.04 (</w:t>
+      </w:r>
+      <w:r>
+        <w:rPr>
+          <w:rFonts w:ascii="Roboto Mono" w:hAnsi="Roboto Mono" w:cs="Roboto Mono"/>
+          <w:b w:val="0"/>
+          <w:i w:val="0"/>
+          <w:color w:val="262626"/>
+          <w:sz w:val="18"/>
+          <w:shd w:val="clear" w:color="auto" w:fill="E2E1DA"/>
+        </w:rPr>
+        <w:t>qwen2.5-coder:32b</w:t>
+      </w:r>
+      <w:r>
+        <w:rPr>
+          <w:rFonts w:ascii="Public Sans" w:hAnsi="Public Sans" w:cs="Public Sans"/>
+          <w:b w:val="0"/>
+          <w:i w:val="0"/>
+          <w:color w:val="262626"/>
+          <w:sz w:val="21"/>
+        </w:rPr>
+        <w:t xml:space="preserve">, which </w:t>
+      </w:r>
+      <w:r>
+        <w:rPr>
+          <w:rFonts w:ascii="Public Sans" w:hAnsi="Public Sans" w:cs="Public Sans"/>
+          <w:b w:val="0"/>
+          <w:i/>
+          <w:color w:val="262626"/>
+          <w:sz w:val="21"/>
+        </w:rPr>
+        <w:t>correctly located</w:t>
+      </w:r>
+      <w:r>
+        <w:rPr>
+          <w:rFonts w:ascii="Public Sans" w:hAnsi="Public Sans" w:cs="Public Sans"/>
+          <w:b w:val="0"/>
+          <w:i w:val="0"/>
+          <w:color w:val="262626"/>
+          <w:sz w:val="21"/>
+        </w:rPr>
+        <w:t xml:space="preserve"> the leak) to 703.18 (</w:t>
+      </w:r>
+      <w:r>
+        <w:rPr>
+          <w:rFonts w:ascii="Roboto Mono" w:hAnsi="Roboto Mono" w:cs="Roboto Mono"/>
+          <w:b w:val="0"/>
+          <w:i w:val="0"/>
+          <w:color w:val="262626"/>
+          <w:sz w:val="18"/>
+          <w:shd w:val="clear" w:color="auto" w:fill="E2E1DA"/>
+        </w:rPr>
+        <w:t>claude-haiku-4-5</w:t>
+      </w:r>
+      <w:r>
+        <w:rPr>
+          <w:rFonts w:ascii="Public Sans" w:hAnsi="Public Sans" w:cs="Public Sans"/>
+          <w:b w:val="0"/>
+          <w:i w:val="0"/>
+          <w:color w:val="262626"/>
+          <w:sz w:val="21"/>
+        </w:rPr>
+        <w:t>, also correct) to 686.57 (</w:t>
+      </w:r>
+      <w:r>
+        <w:rPr>
+          <w:rFonts w:ascii="Roboto Mono" w:hAnsi="Roboto Mono" w:cs="Roboto Mono"/>
+          <w:b w:val="0"/>
+          <w:i w:val="0"/>
+          <w:color w:val="262626"/>
+          <w:sz w:val="18"/>
+          <w:shd w:val="clear" w:color="auto" w:fill="E2E1DA"/>
+        </w:rPr>
+        <w:t>claude-opus-4-8</w:t>
+      </w:r>
+      <w:r>
+        <w:rPr>
+          <w:rFonts w:ascii="Public Sans" w:hAnsi="Public Sans" w:cs="Public Sans"/>
+          <w:b w:val="0"/>
+          <w:i w:val="0"/>
+          <w:color w:val="262626"/>
+          <w:sz w:val="21"/>
+        </w:rPr>
+        <w:t xml:space="preserve">, which </w:t>
+      </w:r>
+      <w:r>
+        <w:rPr>
+          <w:rFonts w:ascii="Public Sans" w:hAnsi="Public Sans" w:cs="Public Sans"/>
+          <w:b w:val="0"/>
+          <w:i/>
+          <w:color w:val="262626"/>
+          <w:sz w:val="21"/>
+        </w:rPr>
+        <w:t>missed</w:t>
+      </w:r>
+      <w:r>
+        <w:rPr>
+          <w:rFonts w:ascii="Public Sans" w:hAnsi="Public Sans" w:cs="Public Sans"/>
+          <w:b w:val="0"/>
+          <w:i w:val="0"/>
+          <w:color w:val="262626"/>
+          <w:sz w:val="21"/>
+        </w:rPr>
+        <w:t xml:space="preserve"> the location). Confirmation magnitude does not correlate with location correctness — it reflects only that the target genuinely contains the planted leak, which was never in question. </w:t>
+      </w:r>
+      <w:r>
+        <w:rPr>
+          <w:rFonts w:ascii="Roboto Mono" w:hAnsi="Roboto Mono" w:cs="Roboto Mono"/>
+          <w:b w:val="0"/>
+          <w:i w:val="0"/>
+          <w:color w:val="262626"/>
+          <w:sz w:val="18"/>
+          <w:shd w:val="clear" w:color="auto" w:fill="E2E1DA"/>
+        </w:rPr>
+        <w:t>confirmed</w:t>
+      </w:r>
+      <w:r>
+        <w:rPr>
+          <w:rFonts w:ascii="Public Sans" w:hAnsi="Public Sans" w:cs="Public Sans"/>
+          <w:b/>
+          <w:i w:val="0"/>
+          <w:color w:val="262626"/>
+          <w:sz w:val="21"/>
+        </w:rPr>
+        <w:t xml:space="preserve"> is a pipeline-liveness and ground-truth-presence signal, not a model-quality signal.</w:t>
+      </w:r>
+      <w:r>
+        <w:rPr>
+          <w:rFonts w:ascii="Public Sans" w:hAnsi="Public Sans" w:cs="Public Sans"/>
+          <w:b w:val="0"/>
+          <w:i w:val="0"/>
+          <w:color w:val="262626"/>
+          <w:sz w:val="21"/>
+        </w:rPr>
+        <w:t xml:space="preserve"> The metric that discriminates model capability is </w:t>
+      </w:r>
+      <w:r>
+        <w:rPr>
+          <w:rFonts w:ascii="Roboto Mono" w:hAnsi="Roboto Mono" w:cs="Roboto Mono"/>
+          <w:b w:val="0"/>
+          <w:i w:val="0"/>
+          <w:color w:val="262626"/>
+          <w:sz w:val="18"/>
+          <w:shd w:val="clear" w:color="auto" w:fill="E2E1DA"/>
+        </w:rPr>
+        <w:t>located</w:t>
+      </w:r>
+      <w:r>
+        <w:rPr>
+          <w:rFonts w:ascii="Public Sans" w:hAnsi="Public Sans" w:cs="Public Sans"/>
+          <w:b w:val="0"/>
+          <w:i w:val="0"/>
+          <w:color w:val="262626"/>
+          <w:sz w:val="21"/>
+        </w:rPr>
+        <w:t xml:space="preserve">: whether the model’s own reported category and location match ground truth (§3.5, </w:t>
+      </w:r>
+      <w:r>
+        <w:rPr>
+          <w:rFonts w:ascii="Roboto Mono" w:hAnsi="Roboto Mono" w:cs="Roboto Mono"/>
+          <w:b w:val="0"/>
+          <w:i w:val="0"/>
+          <w:color w:val="262626"/>
+          <w:sz w:val="18"/>
+          <w:shd w:val="clear" w:color="auto" w:fill="E2E1DA"/>
+        </w:rPr>
+        <w:t>run_session.py::_collect_target_result</w:t>
+      </w:r>
+      <w:r>
+        <w:rPr>
+          <w:rFonts w:ascii="Public Sans" w:hAnsi="Public Sans" w:cs="Public Sans"/>
+          <w:b w:val="0"/>
+          <w:i w:val="0"/>
+          <w:color w:val="262626"/>
+          <w:sz w:val="21"/>
+        </w:rPr>
+        <w:t xml:space="preserve">). All comparative claims in this section are made on </w:t>
+      </w:r>
+      <w:r>
+        <w:rPr>
+          <w:rFonts w:ascii="Roboto Mono" w:hAnsi="Roboto Mono" w:cs="Roboto Mono"/>
+          <w:b w:val="0"/>
+          <w:i w:val="0"/>
+          <w:color w:val="262626"/>
+          <w:sz w:val="18"/>
+          <w:shd w:val="clear" w:color="auto" w:fill="E2E1DA"/>
+        </w:rPr>
+        <w:t>located</w:t>
+      </w:r>
+      <w:r>
+        <w:rPr>
+          <w:rFonts w:ascii="Public Sans" w:hAnsi="Public Sans" w:cs="Public Sans"/>
+          <w:b w:val="0"/>
+          <w:i w:val="0"/>
+          <w:color w:val="262626"/>
+          <w:sz w:val="21"/>
+        </w:rPr>
+        <w:t xml:space="preserve">, not </w:t>
+      </w:r>
+      <w:r>
+        <w:rPr>
+          <w:rFonts w:ascii="Roboto Mono" w:hAnsi="Roboto Mono" w:cs="Roboto Mono"/>
+          <w:b w:val="0"/>
+          <w:i w:val="0"/>
+          <w:color w:val="262626"/>
+          <w:sz w:val="18"/>
+          <w:shd w:val="clear" w:color="auto" w:fill="E2E1DA"/>
+        </w:rPr>
+        <w:t>confirmed</w:t>
+      </w:r>
+      <w:r>
+        <w:rPr>
+          <w:rFonts w:ascii="Public Sans" w:hAnsi="Public Sans" w:cs="Public Sans"/>
+          <w:b w:val="0"/>
+          <w:i w:val="0"/>
+          <w:color w:val="262626"/>
+          <w:sz w:val="21"/>
+        </w:rPr>
+        <w:t>.</w:t>
+      </w:r>
+    </w:p>
+    <w:p>
+      <w:pPr>
+        <w:spacing w:after="140" w:line="324" w:lineRule="auto"/>
+      </w:pPr>
+      <w:r>
+        <w:rPr>
+          <w:rFonts w:ascii="Public Sans" w:hAnsi="Public Sans" w:cs="Public Sans"/>
+          <w:b w:val="0"/>
+          <w:i w:val="0"/>
+          <w:color w:val="262626"/>
+          <w:sz w:val="21"/>
+        </w:rPr>
+        <w:t xml:space="preserve">This distinction sharpens rather than weakens the study: it means every one of the 63 cells reached a live, working oracle measurement (only 3 of 66 attempted cells — </w:t>
+      </w:r>
+      <w:r>
+        <w:rPr>
+          <w:rFonts w:ascii="Roboto Mono" w:hAnsi="Roboto Mono" w:cs="Roboto Mono"/>
+          <w:b w:val="0"/>
+          <w:i w:val="0"/>
+          <w:color w:val="262626"/>
+          <w:sz w:val="18"/>
+          <w:shd w:val="clear" w:color="auto" w:fill="E2E1DA"/>
+        </w:rPr>
+        <w:t>claude-fable-5</w:t>
+      </w:r>
+      <w:r>
+        <w:rPr>
+          <w:rFonts w:ascii="Public Sans" w:hAnsi="Public Sans" w:cs="Public Sans"/>
+          <w:b w:val="0"/>
+          <w:i w:val="0"/>
+          <w:color w:val="262626"/>
+          <w:sz w:val="21"/>
+        </w:rPr>
+        <w:t xml:space="preserve">, </w:t>
+      </w:r>
+      <w:r>
+        <w:rPr>
+          <w:rFonts w:ascii="Roboto Mono" w:hAnsi="Roboto Mono" w:cs="Roboto Mono"/>
+          <w:b w:val="0"/>
+          <w:i w:val="0"/>
+          <w:color w:val="262626"/>
+          <w:sz w:val="18"/>
+          <w:shd w:val="clear" w:color="auto" w:fill="E2E1DA"/>
+        </w:rPr>
+        <w:t>gpt-5.6-luna</w:t>
+      </w:r>
+      <w:r>
+        <w:rPr>
+          <w:rFonts w:ascii="Public Sans" w:hAnsi="Public Sans" w:cs="Public Sans"/>
+          <w:b w:val="0"/>
+          <w:i w:val="0"/>
+          <w:color w:val="262626"/>
+          <w:sz w:val="21"/>
+        </w:rPr>
+        <w:t xml:space="preserve">, </w:t>
+      </w:r>
+      <w:r>
+        <w:rPr>
+          <w:rFonts w:ascii="Roboto Mono" w:hAnsi="Roboto Mono" w:cs="Roboto Mono"/>
+          <w:b w:val="0"/>
+          <w:i w:val="0"/>
+          <w:color w:val="262626"/>
+          <w:sz w:val="18"/>
+          <w:shd w:val="clear" w:color="auto" w:fill="E2E1DA"/>
+        </w:rPr>
+        <w:t>gpt-5.3-codex</w:t>
+      </w:r>
+      <w:r>
+        <w:rPr>
+          <w:rFonts w:ascii="Public Sans" w:hAnsi="Public Sans" w:cs="Public Sans"/>
+          <w:b w:val="0"/>
+          <w:i w:val="0"/>
+          <w:color w:val="262626"/>
+          <w:sz w:val="21"/>
+        </w:rPr>
+        <w:t xml:space="preserve"> — failed to reach that point at all, discussed in §5.8), so the comparison is a clean measurement of </w:t>
+      </w:r>
+      <w:r>
+        <w:rPr>
+          <w:rFonts w:ascii="Public Sans" w:hAnsi="Public Sans" w:cs="Public Sans"/>
+          <w:b w:val="0"/>
+          <w:i/>
+          <w:color w:val="262626"/>
+          <w:sz w:val="21"/>
+        </w:rPr>
+        <w:t>localisation</w:t>
+      </w:r>
+      <w:r>
+        <w:rPr>
+          <w:rFonts w:ascii="Public Sans" w:hAnsi="Public Sans" w:cs="Public Sans"/>
+          <w:b w:val="0"/>
+          <w:i w:val="0"/>
+          <w:color w:val="262626"/>
+          <w:sz w:val="21"/>
+        </w:rPr>
+        <w:t xml:space="preserve"> capability across models, uncontaminated by pipeline reliability differences.</w:t>
+      </w:r>
+    </w:p>
+    <w:p>
+      <w:pPr>
+        <w:keepNext/>
+        <w:spacing w:before="160" w:after="80"/>
+      </w:pPr>
+      <w:r>
+        <w:rPr>
+          <w:rFonts w:ascii="Public Sans" w:hAnsi="Public Sans" w:cs="Public Sans"/>
+          <w:b/>
+          <w:i w:val="0"/>
+          <w:color w:val="0099FF"/>
+          <w:sz w:val="25"/>
+        </w:rPr>
+        <w:t xml:space="preserve">5.3  </w:t>
+      </w:r>
+      <w:r>
+        <w:rPr>
+          <w:rFonts w:ascii="Public Sans" w:hAnsi="Public Sans" w:cs="Public Sans"/>
+          <w:b/>
+          <w:i w:val="0"/>
+          <w:color w:val="262626"/>
+          <w:sz w:val="25"/>
+        </w:rPr>
+        <w:t xml:space="preserve"> Overall Results</w:t>
+      </w:r>
+    </w:p>
+    <w:p>
+      <w:pPr>
+        <w:spacing w:after="140" w:line="324" w:lineRule="auto"/>
+      </w:pPr>
+      <w:r>
+        <w:rPr>
+          <w:rFonts w:ascii="Public Sans" w:hAnsi="Public Sans" w:cs="Public Sans"/>
+          <w:b w:val="0"/>
+          <w:i w:val="0"/>
+          <w:color w:val="262626"/>
+          <w:sz w:val="21"/>
+        </w:rPr>
+        <w:t xml:space="preserve">Across 63 cells, models correctly </w:t>
+      </w:r>
+      <w:r>
+        <w:rPr>
+          <w:rFonts w:ascii="Public Sans" w:hAnsi="Public Sans" w:cs="Public Sans"/>
+          <w:b/>
+          <w:i w:val="0"/>
+          <w:color w:val="262626"/>
+          <w:sz w:val="21"/>
+        </w:rPr>
+        <w:t>located</w:t>
+      </w:r>
+      <w:r>
+        <w:rPr>
+          <w:rFonts w:ascii="Public Sans" w:hAnsi="Public Sans" w:cs="Public Sans"/>
+          <w:b w:val="0"/>
+          <w:i w:val="0"/>
+          <w:color w:val="262626"/>
+          <w:sz w:val="21"/>
+        </w:rPr>
+        <w:t xml:space="preserve"> the vulnerability in 51 (81%) and the oracle </w:t>
+      </w:r>
+      <w:r>
+        <w:rPr>
+          <w:rFonts w:ascii="Public Sans" w:hAnsi="Public Sans" w:cs="Public Sans"/>
+          <w:b/>
+          <w:i w:val="0"/>
+          <w:color w:val="262626"/>
+          <w:sz w:val="21"/>
+        </w:rPr>
+        <w:t>confirmed</w:t>
+      </w:r>
+      <w:r>
+        <w:rPr>
+          <w:rFonts w:ascii="Public Sans" w:hAnsi="Public Sans" w:cs="Public Sans"/>
+          <w:b w:val="0"/>
+          <w:i w:val="0"/>
+          <w:color w:val="262626"/>
+          <w:sz w:val="21"/>
+        </w:rPr>
+        <w:t xml:space="preserve"> a real signal in 60 (95%, per §5.2). </w:t>
+      </w:r>
+      <w:r>
+        <w:rPr>
+          <w:rFonts w:ascii="Public Sans" w:hAnsi="Public Sans" w:cs="Public Sans"/>
+          <w:b/>
+          <w:i w:val="0"/>
+          <w:color w:val="262626"/>
+          <w:sz w:val="21"/>
+        </w:rPr>
+        <w:t>51 of 63 cells (81%) achieved both</w:t>
+      </w:r>
+      <w:r>
+        <w:rPr>
+          <w:rFonts w:ascii="Public Sans" w:hAnsi="Public Sans" w:cs="Public Sans"/>
+          <w:b w:val="0"/>
+          <w:i w:val="0"/>
+          <w:color w:val="262626"/>
+          <w:sz w:val="21"/>
+        </w:rPr>
+        <w:t xml:space="preserve"> — located and confirmed. Figure 7 shows every individual outcome.</w:t>
       </w:r>
     </w:p>
     <w:p>
@@ -13607,7 +12923,7 @@
       <w:r>
         <w:drawing>
           <wp:inline xmlns:a="http://schemas.openxmlformats.org/drawingml/2006/main" xmlns:pic="http://schemas.openxmlformats.org/drawingml/2006/picture">
-            <wp:extent cx="5760720" cy="4317001"/>
+            <wp:extent cx="5760720" cy="6281523"/>
             <wp:docPr id="7" name="Picture 7"/>
             <wp:cNvGraphicFramePr>
               <a:graphicFrameLocks noChangeAspect="1"/>
@@ -13628,7 +12944,7 @@
                   <pic:spPr>
                     <a:xfrm>
                       <a:off x="0" y="0"/>
-                      <a:ext cx="5760720" cy="4317001"/>
+                      <a:ext cx="5760720" cy="6281523"/>
                     </a:xfrm>
                     <a:prstGeom prst="rect"/>
                   </pic:spPr>
@@ -13652,7 +12968,7 @@
           <w:color w:val="0099FF"/>
           <w:sz w:val="16"/>
         </w:rPr>
-        <w:t xml:space="preserve">Figure 5. </w:t>
+        <w:t xml:space="preserve">Figure 7. </w:t>
       </w:r>
       <w:r>
         <w:rPr>
@@ -13662,87 +12978,7 @@
           <w:color w:val="313131"/>
           <w:sz w:val="16"/>
         </w:rPr>
-        <w:t xml:space="preserve"> </w:t>
-      </w:r>
-      <w:r>
-        <w:rPr>
-          <w:rFonts w:ascii="Roboto Mono" w:hAnsi="Roboto Mono" w:cs="Roboto Mono"/>
-          <w:b w:val="0"/>
-          <w:i w:val="0"/>
-          <w:color w:val="313131"/>
-          <w:sz w:val="16"/>
-        </w:rPr>
-        <w:t>secret_dependent_branch</w:t>
-      </w:r>
-      <w:r>
-        <w:rPr>
-          <w:rFonts w:ascii="Roboto Mono" w:hAnsi="Roboto Mono" w:cs="Roboto Mono"/>
-          <w:b w:val="0"/>
-          <w:i w:val="0"/>
-          <w:color w:val="313131"/>
-          <w:sz w:val="16"/>
-        </w:rPr>
-        <w:t xml:space="preserve"> (LEAK-2, LEAK-4): </w:t>
-      </w:r>
-      <w:r>
-        <w:rPr>
-          <w:rFonts w:ascii="Roboto Mono" w:hAnsi="Roboto Mono" w:cs="Roboto Mono"/>
-          <w:b w:val="0"/>
-          <w:i w:val="0"/>
-          <w:color w:val="313131"/>
-          <w:sz w:val="16"/>
-        </w:rPr>
-        <w:t>30/30 (100%)</w:t>
-      </w:r>
-      <w:r>
-        <w:rPr>
-          <w:rFonts w:ascii="Roboto Mono" w:hAnsi="Roboto Mono" w:cs="Roboto Mono"/>
-          <w:b w:val="0"/>
-          <w:i w:val="0"/>
-          <w:color w:val="313131"/>
-          <w:sz w:val="16"/>
-        </w:rPr>
-        <w:t xml:space="preserve"> located across every model tested, every tier, every vendor. </w:t>
-      </w:r>
-      <w:r>
-        <w:rPr>
-          <w:rFonts w:ascii="Roboto Mono" w:hAnsi="Roboto Mono" w:cs="Roboto Mono"/>
-          <w:b w:val="0"/>
-          <w:i w:val="0"/>
-          <w:color w:val="313131"/>
-          <w:sz w:val="16"/>
-        </w:rPr>
-        <w:t>nonconstant_comparison</w:t>
-      </w:r>
-      <w:r>
-        <w:rPr>
-          <w:rFonts w:ascii="Roboto Mono" w:hAnsi="Roboto Mono" w:cs="Roboto Mono"/>
-          <w:b w:val="0"/>
-          <w:i w:val="0"/>
-          <w:color w:val="313131"/>
-          <w:sz w:val="16"/>
-        </w:rPr>
-        <w:t xml:space="preserve"> (LEAK-5, MLDSA-1): </w:t>
-      </w:r>
-      <w:r>
-        <w:rPr>
-          <w:rFonts w:ascii="Roboto Mono" w:hAnsi="Roboto Mono" w:cs="Roboto Mono"/>
-          <w:b w:val="0"/>
-          <w:i w:val="0"/>
-          <w:color w:val="313131"/>
-          <w:sz w:val="16"/>
-        </w:rPr>
-        <w:t>21/33 (64%)</w:t>
-      </w:r>
-      <w:r>
-        <w:rPr>
-          <w:rFonts w:ascii="Roboto Mono" w:hAnsi="Roboto Mono" w:cs="Roboto Mono"/>
-          <w:b w:val="0"/>
-          <w:i w:val="0"/>
-          <w:color w:val="313131"/>
-          <w:sz w:val="16"/>
-        </w:rPr>
-        <w:t>. The gap identified with n=5 in §4.5 replicates at n=63 with no exceptions on the easy class.</w:t>
+        <w:t xml:space="preserve"> Every model x target outcome in hybrid mode. Green = located and confirmed; amber = a real, confirmed signal that the model mis-attributed; the two grey/black cells are the API failure modes discussed in §5.8. Rows are grouped by hardware tier (local CPU, cloud GPU, frontier API) with thin separators.</w:t>
       </w:r>
     </w:p>
     <w:p>
@@ -13752,12 +12988,22 @@
       <w:r>
         <w:rPr>
           <w:rFonts w:ascii="Public Sans" w:hAnsi="Public Sans" w:cs="Public Sans"/>
-          <w:b w:val="0"/>
-          <w:i w:val="0"/>
-          <w:color w:val="262626"/>
-          <w:sz w:val="21"/>
-        </w:rPr>
-        <w:t xml:space="preserve">Every single model in the study — from </w:t>
+          <w:b/>
+          <w:i w:val="0"/>
+          <w:color w:val="262626"/>
+          <w:sz w:val="21"/>
+        </w:rPr>
+        <w:t>Eight of the fifteen fully-tested models (4/4 targets attempted) achieved a perfect score</w:t>
+      </w:r>
+      <w:r>
+        <w:rPr>
+          <w:rFonts w:ascii="Public Sans" w:hAnsi="Public Sans" w:cs="Public Sans"/>
+          <w:b w:val="0"/>
+          <w:i w:val="0"/>
+          <w:color w:val="262626"/>
+          <w:sz w:val="21"/>
+        </w:rPr>
+        <w:t xml:space="preserve">: </w:t>
       </w:r>
       <w:r>
         <w:rPr>
@@ -13778,7 +13024,7 @@
           <w:color w:val="262626"/>
           <w:sz w:val="21"/>
         </w:rPr>
-        <w:t xml:space="preserve"> running on a CPU with no GPU, to </w:t>
+        <w:t xml:space="preserve">, </w:t>
       </w:r>
       <w:r>
         <w:rPr>
@@ -13789,17 +13035,17 @@
           <w:sz w:val="18"/>
           <w:shd w:val="clear" w:color="auto" w:fill="E2E1DA"/>
         </w:rPr>
-        <w:t>claude-opus-4-8</w:t>
-      </w:r>
-      <w:r>
-        <w:rPr>
-          <w:rFonts w:ascii="Public Sans" w:hAnsi="Public Sans" w:cs="Public Sans"/>
-          <w:b w:val="0"/>
-          <w:i w:val="0"/>
-          <w:color w:val="262626"/>
-          <w:sz w:val="21"/>
-        </w:rPr>
-        <w:t xml:space="preserve"> at $5/$25 per million tokens — located both branch-class leaks perfectly. Not one model, at any scale or price point, missed a </w:t>
+        <w:t>qwen2.5-coder:14b</w:t>
+      </w:r>
+      <w:r>
+        <w:rPr>
+          <w:rFonts w:ascii="Public Sans" w:hAnsi="Public Sans" w:cs="Public Sans"/>
+          <w:b w:val="0"/>
+          <w:i w:val="0"/>
+          <w:color w:val="262626"/>
+          <w:sz w:val="21"/>
+        </w:rPr>
+        <w:t xml:space="preserve">, </w:t>
       </w:r>
       <w:r>
         <w:rPr>
@@ -13810,17 +13056,17 @@
           <w:sz w:val="18"/>
           <w:shd w:val="clear" w:color="auto" w:fill="E2E1DA"/>
         </w:rPr>
-        <w:t>secret_dependent_branch</w:t>
-      </w:r>
-      <w:r>
-        <w:rPr>
-          <w:rFonts w:ascii="Public Sans" w:hAnsi="Public Sans" w:cs="Public Sans"/>
-          <w:b w:val="0"/>
-          <w:i w:val="0"/>
-          <w:color w:val="262626"/>
-          <w:sz w:val="21"/>
-        </w:rPr>
-        <w:t xml:space="preserve"> target. This is the strongest possible replication of §4.5’s finding: an explicit </w:t>
+        <w:t>qwen2.5-coder:32b</w:t>
+      </w:r>
+      <w:r>
+        <w:rPr>
+          <w:rFonts w:ascii="Public Sans" w:hAnsi="Public Sans" w:cs="Public Sans"/>
+          <w:b w:val="0"/>
+          <w:i w:val="0"/>
+          <w:color w:val="262626"/>
+          <w:sz w:val="21"/>
+        </w:rPr>
+        <w:t xml:space="preserve"> (open-weight); </w:t>
       </w:r>
       <w:r>
         <w:rPr>
@@ -13831,17 +13077,17 @@
           <w:sz w:val="18"/>
           <w:shd w:val="clear" w:color="auto" w:fill="E2E1DA"/>
         </w:rPr>
-        <w:t>if</w:t>
-      </w:r>
-      <w:r>
-        <w:rPr>
-          <w:rFonts w:ascii="Public Sans" w:hAnsi="Public Sans" w:cs="Public Sans"/>
-          <w:b w:val="0"/>
-          <w:i w:val="0"/>
-          <w:color w:val="262626"/>
-          <w:sz w:val="21"/>
-        </w:rPr>
-        <w:t>/</w:t>
+        <w:t>claude-haiku-4-5</w:t>
+      </w:r>
+      <w:r>
+        <w:rPr>
+          <w:rFonts w:ascii="Public Sans" w:hAnsi="Public Sans" w:cs="Public Sans"/>
+          <w:b w:val="0"/>
+          <w:i w:val="0"/>
+          <w:color w:val="262626"/>
+          <w:sz w:val="21"/>
+        </w:rPr>
+        <w:t xml:space="preserve"> (Anthropic); and </w:t>
       </w:r>
       <w:r>
         <w:rPr>
@@ -13852,37 +13098,122 @@
           <w:sz w:val="18"/>
           <w:shd w:val="clear" w:color="auto" w:fill="E2E1DA"/>
         </w:rPr>
-        <w:t>for</w:t>
-      </w:r>
-      <w:r>
-        <w:rPr>
-          <w:rFonts w:ascii="Public Sans" w:hAnsi="Public Sans" w:cs="Public Sans"/>
-          <w:b w:val="0"/>
-          <w:i w:val="0"/>
-          <w:color w:val="262626"/>
-          <w:sz w:val="21"/>
-        </w:rPr>
-        <w:t xml:space="preserve"> on a secret-derived value is a structural code property that every model tested can recognise. A CT-API-contract violation — the </w:t>
-      </w:r>
-      <w:r>
-        <w:rPr>
-          <w:rFonts w:ascii="Public Sans" w:hAnsi="Public Sans" w:cs="Public Sans"/>
-          <w:b w:val="0"/>
-          <w:i/>
-          <w:color w:val="262626"/>
-          <w:sz w:val="21"/>
-        </w:rPr>
-        <w:t>absence</w:t>
-      </w:r>
-      <w:r>
-        <w:rPr>
-          <w:rFonts w:ascii="Public Sans" w:hAnsi="Public Sans" w:cs="Public Sans"/>
-          <w:b w:val="0"/>
-          <w:i w:val="0"/>
-          <w:color w:val="262626"/>
-          <w:sz w:val="21"/>
-        </w:rPr>
-        <w:t xml:space="preserve"> of a constant-time call, requiring the model to know what should be there rather than read what is there — remains meaningfully harder even for frontier models three orders of magnitude larger than codellama:7b.</w:t>
+        <w:t>gpt-5.4-nano</w:t>
+      </w:r>
+      <w:r>
+        <w:rPr>
+          <w:rFonts w:ascii="Public Sans" w:hAnsi="Public Sans" w:cs="Public Sans"/>
+          <w:b w:val="0"/>
+          <w:i w:val="0"/>
+          <w:color w:val="262626"/>
+          <w:sz w:val="21"/>
+        </w:rPr>
+        <w:t xml:space="preserve">, </w:t>
+      </w:r>
+      <w:r>
+        <w:rPr>
+          <w:rFonts w:ascii="Roboto Mono" w:hAnsi="Roboto Mono" w:cs="Roboto Mono"/>
+          <w:b w:val="0"/>
+          <w:i w:val="0"/>
+          <w:color w:val="262626"/>
+          <w:sz w:val="18"/>
+          <w:shd w:val="clear" w:color="auto" w:fill="E2E1DA"/>
+        </w:rPr>
+        <w:t>gpt-5.4</w:t>
+      </w:r>
+      <w:r>
+        <w:rPr>
+          <w:rFonts w:ascii="Public Sans" w:hAnsi="Public Sans" w:cs="Public Sans"/>
+          <w:b w:val="0"/>
+          <w:i w:val="0"/>
+          <w:color w:val="262626"/>
+          <w:sz w:val="21"/>
+        </w:rPr>
+        <w:t xml:space="preserve">, </w:t>
+      </w:r>
+      <w:r>
+        <w:rPr>
+          <w:rFonts w:ascii="Roboto Mono" w:hAnsi="Roboto Mono" w:cs="Roboto Mono"/>
+          <w:b w:val="0"/>
+          <w:i w:val="0"/>
+          <w:color w:val="262626"/>
+          <w:sz w:val="18"/>
+          <w:shd w:val="clear" w:color="auto" w:fill="E2E1DA"/>
+        </w:rPr>
+        <w:t>gpt-5.6-terra</w:t>
+      </w:r>
+      <w:r>
+        <w:rPr>
+          <w:rFonts w:ascii="Public Sans" w:hAnsi="Public Sans" w:cs="Public Sans"/>
+          <w:b w:val="0"/>
+          <w:i w:val="0"/>
+          <w:color w:val="262626"/>
+          <w:sz w:val="21"/>
+        </w:rPr>
+        <w:t xml:space="preserve">, </w:t>
+      </w:r>
+      <w:r>
+        <w:rPr>
+          <w:rFonts w:ascii="Roboto Mono" w:hAnsi="Roboto Mono" w:cs="Roboto Mono"/>
+          <w:b w:val="0"/>
+          <w:i w:val="0"/>
+          <w:color w:val="262626"/>
+          <w:sz w:val="18"/>
+          <w:shd w:val="clear" w:color="auto" w:fill="E2E1DA"/>
+        </w:rPr>
+        <w:t>gpt-5.5</w:t>
+      </w:r>
+      <w:r>
+        <w:rPr>
+          <w:rFonts w:ascii="Public Sans" w:hAnsi="Public Sans" w:cs="Public Sans"/>
+          <w:b w:val="0"/>
+          <w:i w:val="0"/>
+          <w:color w:val="262626"/>
+          <w:sz w:val="21"/>
+        </w:rPr>
+        <w:t xml:space="preserve"> (OpenAI). Notably, the original single-model study’s </w:t>
+      </w:r>
+      <w:r>
+        <w:rPr>
+          <w:rFonts w:ascii="Roboto Mono" w:hAnsi="Roboto Mono" w:cs="Roboto Mono"/>
+          <w:b w:val="0"/>
+          <w:i w:val="0"/>
+          <w:color w:val="262626"/>
+          <w:sz w:val="18"/>
+          <w:shd w:val="clear" w:color="auto" w:fill="E2E1DA"/>
+        </w:rPr>
+        <w:t>codellama:7b</w:t>
+      </w:r>
+      <w:r>
+        <w:rPr>
+          <w:rFonts w:ascii="Public Sans" w:hAnsi="Public Sans" w:cs="Public Sans"/>
+          <w:b w:val="0"/>
+          <w:i w:val="0"/>
+          <w:color w:val="262626"/>
+          <w:sz w:val="21"/>
+        </w:rPr>
+        <w:t xml:space="preserve"> — the smallest, cheapest, most resource-constrained model in the entire comparison — is among this perfect-score group in hybrid mode, and the largest, most expensive model tested (</w:t>
+      </w:r>
+      <w:r>
+        <w:rPr>
+          <w:rFonts w:ascii="Roboto Mono" w:hAnsi="Roboto Mono" w:cs="Roboto Mono"/>
+          <w:b w:val="0"/>
+          <w:i w:val="0"/>
+          <w:color w:val="262626"/>
+          <w:sz w:val="18"/>
+          <w:shd w:val="clear" w:color="auto" w:fill="E2E1DA"/>
+        </w:rPr>
+        <w:t>claude-opus-4-8</w:t>
+      </w:r>
+      <w:r>
+        <w:rPr>
+          <w:rFonts w:ascii="Public Sans" w:hAnsi="Public Sans" w:cs="Public Sans"/>
+          <w:b w:val="0"/>
+          <w:i w:val="0"/>
+          <w:color w:val="262626"/>
+          <w:sz w:val="21"/>
+        </w:rPr>
+        <w:t>, $5/$25 per million tokens) is not (3/4, missing MLDSA-1; §5.5, §5.7).</w:t>
       </w:r>
     </w:p>
     <w:p>
@@ -13898,7 +13229,7 @@
           <w:color w:val="0099FF"/>
           <w:sz w:val="25"/>
         </w:rPr>
-        <w:t xml:space="preserve">5.5  </w:t>
+        <w:t xml:space="preserve">5.4  </w:t>
       </w:r>
       <w:r>
         <w:rPr>
@@ -13908,7 +13239,7 @@
           <w:color w:val="262626"/>
           <w:sz w:val="25"/>
         </w:rPr>
-        <w:t xml:space="preserve"> Cross-Vendor Variation on the Hard Class</w:t>
+        <w:t xml:space="preserve"> The Class Gap Persists at Scale</w:t>
       </w:r>
     </w:p>
     <w:p>
@@ -13923,7 +13254,7 @@
           <w:color w:val="262626"/>
           <w:sz w:val="21"/>
         </w:rPr>
-        <w:t xml:space="preserve">Restricting to the 33 </w:t>
+        <w:t xml:space="preserve">The central finding of §4.5 was that codellama:7b reliably detects </w:t>
       </w:r>
       <w:r>
         <w:rPr>
@@ -13934,6 +13265,27 @@
           <w:sz w:val="18"/>
           <w:shd w:val="clear" w:color="auto" w:fill="E2E1DA"/>
         </w:rPr>
+        <w:t>secret_dependent_branch</w:t>
+      </w:r>
+      <w:r>
+        <w:rPr>
+          <w:rFonts w:ascii="Public Sans" w:hAnsi="Public Sans" w:cs="Public Sans"/>
+          <w:b w:val="0"/>
+          <w:i w:val="0"/>
+          <w:color w:val="262626"/>
+          <w:sz w:val="21"/>
+        </w:rPr>
+        <w:t xml:space="preserve"> leaks but misses </w:t>
+      </w:r>
+      <w:r>
+        <w:rPr>
+          <w:rFonts w:ascii="Roboto Mono" w:hAnsi="Roboto Mono" w:cs="Roboto Mono"/>
+          <w:b w:val="0"/>
+          <w:i w:val="0"/>
+          <w:color w:val="262626"/>
+          <w:sz w:val="18"/>
+          <w:shd w:val="clear" w:color="auto" w:fill="E2E1DA"/>
+        </w:rPr>
         <w:t>nonconstant_comparison</w:t>
       </w:r>
       <w:r>
@@ -13944,7 +13296,7 @@
           <w:color w:val="262626"/>
           <w:sz w:val="21"/>
         </w:rPr>
-        <w:t xml:space="preserve"> cells reveals a real, reproducible vendor split that is not explained by model size or price.</w:t>
+        <w:t xml:space="preserve"> leaks without static-scan assistance. At 18 models and 63 cells, the same class-level gap appears — and does not close with scale, price, or vendor.</w:t>
       </w:r>
     </w:p>
     <w:p>
@@ -13955,7 +13307,7 @@
       <w:r>
         <w:drawing>
           <wp:inline xmlns:a="http://schemas.openxmlformats.org/drawingml/2006/main" xmlns:pic="http://schemas.openxmlformats.org/drawingml/2006/picture">
-            <wp:extent cx="5760720" cy="3861582"/>
+            <wp:extent cx="5760720" cy="4317001"/>
             <wp:docPr id="8" name="Picture 8"/>
             <wp:cNvGraphicFramePr>
               <a:graphicFrameLocks noChangeAspect="1"/>
@@ -13969,6 +13321,354 @@
                   </pic:nvPicPr>
                   <pic:blipFill>
                     <a:blip r:embed="rId18"/>
+                    <a:stretch>
+                      <a:fillRect/>
+                    </a:stretch>
+                  </pic:blipFill>
+                  <pic:spPr>
+                    <a:xfrm>
+                      <a:off x="0" y="0"/>
+                      <a:ext cx="5760720" cy="4317001"/>
+                    </a:xfrm>
+                    <a:prstGeom prst="rect"/>
+                  </pic:spPr>
+                </pic:pic>
+              </a:graphicData>
+            </a:graphic>
+          </wp:inline>
+        </w:drawing>
+      </w:r>
+    </w:p>
+    <w:p>
+      <w:pPr>
+        <w:spacing w:after="160"/>
+        <w:jc w:val="center"/>
+      </w:pPr>
+      <w:r>
+        <w:rPr>
+          <w:rFonts w:ascii="Roboto Mono" w:hAnsi="Roboto Mono" w:cs="Roboto Mono"/>
+          <w:b/>
+          <w:i w:val="0"/>
+          <w:color w:val="0099FF"/>
+          <w:sz w:val="16"/>
+        </w:rPr>
+        <w:t xml:space="preserve">Figure 5. </w:t>
+      </w:r>
+      <w:r>
+        <w:rPr>
+          <w:rFonts w:ascii="Roboto Mono" w:hAnsi="Roboto Mono" w:cs="Roboto Mono"/>
+          <w:b w:val="0"/>
+          <w:i w:val="0"/>
+          <w:color w:val="313131"/>
+          <w:sz w:val="16"/>
+        </w:rPr>
+        <w:t xml:space="preserve"> </w:t>
+      </w:r>
+      <w:r>
+        <w:rPr>
+          <w:rFonts w:ascii="Roboto Mono" w:hAnsi="Roboto Mono" w:cs="Roboto Mono"/>
+          <w:b w:val="0"/>
+          <w:i w:val="0"/>
+          <w:color w:val="313131"/>
+          <w:sz w:val="16"/>
+        </w:rPr>
+        <w:t>secret_dependent_branch</w:t>
+      </w:r>
+      <w:r>
+        <w:rPr>
+          <w:rFonts w:ascii="Roboto Mono" w:hAnsi="Roboto Mono" w:cs="Roboto Mono"/>
+          <w:b w:val="0"/>
+          <w:i w:val="0"/>
+          <w:color w:val="313131"/>
+          <w:sz w:val="16"/>
+        </w:rPr>
+        <w:t xml:space="preserve"> (LEAK-2, LEAK-4): </w:t>
+      </w:r>
+      <w:r>
+        <w:rPr>
+          <w:rFonts w:ascii="Roboto Mono" w:hAnsi="Roboto Mono" w:cs="Roboto Mono"/>
+          <w:b w:val="0"/>
+          <w:i w:val="0"/>
+          <w:color w:val="313131"/>
+          <w:sz w:val="16"/>
+        </w:rPr>
+        <w:t>30/30 (100%)</w:t>
+      </w:r>
+      <w:r>
+        <w:rPr>
+          <w:rFonts w:ascii="Roboto Mono" w:hAnsi="Roboto Mono" w:cs="Roboto Mono"/>
+          <w:b w:val="0"/>
+          <w:i w:val="0"/>
+          <w:color w:val="313131"/>
+          <w:sz w:val="16"/>
+        </w:rPr>
+        <w:t xml:space="preserve"> located across every model tested, every tier, every vendor. </w:t>
+      </w:r>
+      <w:r>
+        <w:rPr>
+          <w:rFonts w:ascii="Roboto Mono" w:hAnsi="Roboto Mono" w:cs="Roboto Mono"/>
+          <w:b w:val="0"/>
+          <w:i w:val="0"/>
+          <w:color w:val="313131"/>
+          <w:sz w:val="16"/>
+        </w:rPr>
+        <w:t>nonconstant_comparison</w:t>
+      </w:r>
+      <w:r>
+        <w:rPr>
+          <w:rFonts w:ascii="Roboto Mono" w:hAnsi="Roboto Mono" w:cs="Roboto Mono"/>
+          <w:b w:val="0"/>
+          <w:i w:val="0"/>
+          <w:color w:val="313131"/>
+          <w:sz w:val="16"/>
+        </w:rPr>
+        <w:t xml:space="preserve"> (LEAK-5, MLDSA-1): </w:t>
+      </w:r>
+      <w:r>
+        <w:rPr>
+          <w:rFonts w:ascii="Roboto Mono" w:hAnsi="Roboto Mono" w:cs="Roboto Mono"/>
+          <w:b w:val="0"/>
+          <w:i w:val="0"/>
+          <w:color w:val="313131"/>
+          <w:sz w:val="16"/>
+        </w:rPr>
+        <w:t>21/33 (64%)</w:t>
+      </w:r>
+      <w:r>
+        <w:rPr>
+          <w:rFonts w:ascii="Roboto Mono" w:hAnsi="Roboto Mono" w:cs="Roboto Mono"/>
+          <w:b w:val="0"/>
+          <w:i w:val="0"/>
+          <w:color w:val="313131"/>
+          <w:sz w:val="16"/>
+        </w:rPr>
+        <w:t>. The gap identified with n=5 in §4.5 replicates at n=63 with no exceptions on the easy class.</w:t>
+      </w:r>
+    </w:p>
+    <w:p>
+      <w:pPr>
+        <w:spacing w:after="140" w:line="324" w:lineRule="auto"/>
+      </w:pPr>
+      <w:r>
+        <w:rPr>
+          <w:rFonts w:ascii="Public Sans" w:hAnsi="Public Sans" w:cs="Public Sans"/>
+          <w:b w:val="0"/>
+          <w:i w:val="0"/>
+          <w:color w:val="262626"/>
+          <w:sz w:val="21"/>
+        </w:rPr>
+        <w:t xml:space="preserve">Every single model in the study — from </w:t>
+      </w:r>
+      <w:r>
+        <w:rPr>
+          <w:rFonts w:ascii="Roboto Mono" w:hAnsi="Roboto Mono" w:cs="Roboto Mono"/>
+          <w:b w:val="0"/>
+          <w:i w:val="0"/>
+          <w:color w:val="262626"/>
+          <w:sz w:val="18"/>
+          <w:shd w:val="clear" w:color="auto" w:fill="E2E1DA"/>
+        </w:rPr>
+        <w:t>codellama:7b</w:t>
+      </w:r>
+      <w:r>
+        <w:rPr>
+          <w:rFonts w:ascii="Public Sans" w:hAnsi="Public Sans" w:cs="Public Sans"/>
+          <w:b w:val="0"/>
+          <w:i w:val="0"/>
+          <w:color w:val="262626"/>
+          <w:sz w:val="21"/>
+        </w:rPr>
+        <w:t xml:space="preserve"> running on a CPU with no GPU, to </w:t>
+      </w:r>
+      <w:r>
+        <w:rPr>
+          <w:rFonts w:ascii="Roboto Mono" w:hAnsi="Roboto Mono" w:cs="Roboto Mono"/>
+          <w:b w:val="0"/>
+          <w:i w:val="0"/>
+          <w:color w:val="262626"/>
+          <w:sz w:val="18"/>
+          <w:shd w:val="clear" w:color="auto" w:fill="E2E1DA"/>
+        </w:rPr>
+        <w:t>claude-opus-4-8</w:t>
+      </w:r>
+      <w:r>
+        <w:rPr>
+          <w:rFonts w:ascii="Public Sans" w:hAnsi="Public Sans" w:cs="Public Sans"/>
+          <w:b w:val="0"/>
+          <w:i w:val="0"/>
+          <w:color w:val="262626"/>
+          <w:sz w:val="21"/>
+        </w:rPr>
+        <w:t xml:space="preserve"> at $5/$25 per million tokens — located both branch-class leaks perfectly. Not one model, at any scale or price point, missed a </w:t>
+      </w:r>
+      <w:r>
+        <w:rPr>
+          <w:rFonts w:ascii="Roboto Mono" w:hAnsi="Roboto Mono" w:cs="Roboto Mono"/>
+          <w:b w:val="0"/>
+          <w:i w:val="0"/>
+          <w:color w:val="262626"/>
+          <w:sz w:val="18"/>
+          <w:shd w:val="clear" w:color="auto" w:fill="E2E1DA"/>
+        </w:rPr>
+        <w:t>secret_dependent_branch</w:t>
+      </w:r>
+      <w:r>
+        <w:rPr>
+          <w:rFonts w:ascii="Public Sans" w:hAnsi="Public Sans" w:cs="Public Sans"/>
+          <w:b w:val="0"/>
+          <w:i w:val="0"/>
+          <w:color w:val="262626"/>
+          <w:sz w:val="21"/>
+        </w:rPr>
+        <w:t xml:space="preserve"> target. This is the strongest possible replication of §4.5’s finding: an explicit </w:t>
+      </w:r>
+      <w:r>
+        <w:rPr>
+          <w:rFonts w:ascii="Roboto Mono" w:hAnsi="Roboto Mono" w:cs="Roboto Mono"/>
+          <w:b w:val="0"/>
+          <w:i w:val="0"/>
+          <w:color w:val="262626"/>
+          <w:sz w:val="18"/>
+          <w:shd w:val="clear" w:color="auto" w:fill="E2E1DA"/>
+        </w:rPr>
+        <w:t>if</w:t>
+      </w:r>
+      <w:r>
+        <w:rPr>
+          <w:rFonts w:ascii="Public Sans" w:hAnsi="Public Sans" w:cs="Public Sans"/>
+          <w:b w:val="0"/>
+          <w:i w:val="0"/>
+          <w:color w:val="262626"/>
+          <w:sz w:val="21"/>
+        </w:rPr>
+        <w:t>/</w:t>
+      </w:r>
+      <w:r>
+        <w:rPr>
+          <w:rFonts w:ascii="Roboto Mono" w:hAnsi="Roboto Mono" w:cs="Roboto Mono"/>
+          <w:b w:val="0"/>
+          <w:i w:val="0"/>
+          <w:color w:val="262626"/>
+          <w:sz w:val="18"/>
+          <w:shd w:val="clear" w:color="auto" w:fill="E2E1DA"/>
+        </w:rPr>
+        <w:t>for</w:t>
+      </w:r>
+      <w:r>
+        <w:rPr>
+          <w:rFonts w:ascii="Public Sans" w:hAnsi="Public Sans" w:cs="Public Sans"/>
+          <w:b w:val="0"/>
+          <w:i w:val="0"/>
+          <w:color w:val="262626"/>
+          <w:sz w:val="21"/>
+        </w:rPr>
+        <w:t xml:space="preserve"> on a secret-derived value is a structural code property that every model tested can recognise. A CT-API-contract violation — the </w:t>
+      </w:r>
+      <w:r>
+        <w:rPr>
+          <w:rFonts w:ascii="Public Sans" w:hAnsi="Public Sans" w:cs="Public Sans"/>
+          <w:b w:val="0"/>
+          <w:i/>
+          <w:color w:val="262626"/>
+          <w:sz w:val="21"/>
+        </w:rPr>
+        <w:t>absence</w:t>
+      </w:r>
+      <w:r>
+        <w:rPr>
+          <w:rFonts w:ascii="Public Sans" w:hAnsi="Public Sans" w:cs="Public Sans"/>
+          <w:b w:val="0"/>
+          <w:i w:val="0"/>
+          <w:color w:val="262626"/>
+          <w:sz w:val="21"/>
+        </w:rPr>
+        <w:t xml:space="preserve"> of a constant-time call, requiring the model to know what should be there rather than read what is there — remains meaningfully harder even for frontier models three orders of magnitude larger than codellama:7b.</w:t>
+      </w:r>
+    </w:p>
+    <w:p>
+      <w:pPr>
+        <w:keepNext/>
+        <w:spacing w:before="160" w:after="80"/>
+      </w:pPr>
+      <w:r>
+        <w:rPr>
+          <w:rFonts w:ascii="Public Sans" w:hAnsi="Public Sans" w:cs="Public Sans"/>
+          <w:b/>
+          <w:i w:val="0"/>
+          <w:color w:val="0099FF"/>
+          <w:sz w:val="25"/>
+        </w:rPr>
+        <w:t xml:space="preserve">5.5  </w:t>
+      </w:r>
+      <w:r>
+        <w:rPr>
+          <w:rFonts w:ascii="Public Sans" w:hAnsi="Public Sans" w:cs="Public Sans"/>
+          <w:b/>
+          <w:i w:val="0"/>
+          <w:color w:val="262626"/>
+          <w:sz w:val="25"/>
+        </w:rPr>
+        <w:t xml:space="preserve"> Cross-Vendor Variation on the Hard Class</w:t>
+      </w:r>
+    </w:p>
+    <w:p>
+      <w:pPr>
+        <w:spacing w:after="140" w:line="324" w:lineRule="auto"/>
+      </w:pPr>
+      <w:r>
+        <w:rPr>
+          <w:rFonts w:ascii="Public Sans" w:hAnsi="Public Sans" w:cs="Public Sans"/>
+          <w:b w:val="0"/>
+          <w:i w:val="0"/>
+          <w:color w:val="262626"/>
+          <w:sz w:val="21"/>
+        </w:rPr>
+        <w:t xml:space="preserve">Restricting to the 33 </w:t>
+      </w:r>
+      <w:r>
+        <w:rPr>
+          <w:rFonts w:ascii="Roboto Mono" w:hAnsi="Roboto Mono" w:cs="Roboto Mono"/>
+          <w:b w:val="0"/>
+          <w:i w:val="0"/>
+          <w:color w:val="262626"/>
+          <w:sz w:val="18"/>
+          <w:shd w:val="clear" w:color="auto" w:fill="E2E1DA"/>
+        </w:rPr>
+        <w:t>nonconstant_comparison</w:t>
+      </w:r>
+      <w:r>
+        <w:rPr>
+          <w:rFonts w:ascii="Public Sans" w:hAnsi="Public Sans" w:cs="Public Sans"/>
+          <w:b w:val="0"/>
+          <w:i w:val="0"/>
+          <w:color w:val="262626"/>
+          <w:sz w:val="21"/>
+        </w:rPr>
+        <w:t xml:space="preserve"> cells reveals a real, reproducible vendor split that is not explained by model size or price.</w:t>
+      </w:r>
+    </w:p>
+    <w:p>
+      <w:pPr>
+        <w:spacing w:before="120"/>
+        <w:jc w:val="center"/>
+      </w:pPr>
+      <w:r>
+        <w:drawing>
+          <wp:inline xmlns:a="http://schemas.openxmlformats.org/drawingml/2006/main" xmlns:pic="http://schemas.openxmlformats.org/drawingml/2006/picture">
+            <wp:extent cx="5760720" cy="3861582"/>
+            <wp:docPr id="9" name="Picture 9"/>
+            <wp:cNvGraphicFramePr>
+              <a:graphicFrameLocks noChangeAspect="1"/>
+            </wp:cNvGraphicFramePr>
+            <a:graphic>
+              <a:graphicData uri="http://schemas.openxmlformats.org/drawingml/2006/picture">
+                <pic:pic>
+                  <pic:nvPicPr>
+                    <pic:cNvPr id="0" name="image.png"/>
+                    <pic:cNvPicPr/>
+                  </pic:nvPicPr>
+                  <pic:blipFill>
+                    <a:blip r:embed="rId19"/>
                     <a:stretch>
                       <a:fillRect/>
                     </a:stretch>
@@ -16079,7 +15779,7 @@
         <w:drawing>
           <wp:inline xmlns:a="http://schemas.openxmlformats.org/drawingml/2006/main" xmlns:pic="http://schemas.openxmlformats.org/drawingml/2006/picture">
             <wp:extent cx="5760720" cy="4232787"/>
-            <wp:docPr id="9" name="Picture 9"/>
+            <wp:docPr id="10" name="Picture 10"/>
             <wp:cNvGraphicFramePr>
               <a:graphicFrameLocks noChangeAspect="1"/>
             </wp:cNvGraphicFramePr>
@@ -16091,7 +15791,7 @@
                     <pic:cNvPicPr/>
                   </pic:nvPicPr>
                   <pic:blipFill>
-                    <a:blip r:embed="rId19"/>
+                    <a:blip r:embed="rId20"/>
                     <a:stretch>
                       <a:fillRect/>
                     </a:stretch>

--- a/docs/paper/paper.docx
+++ b/docs/paper/paper.docx
@@ -2426,7 +2426,7 @@
       <w:r>
         <w:drawing>
           <wp:inline xmlns:a="http://schemas.openxmlformats.org/drawingml/2006/main" xmlns:pic="http://schemas.openxmlformats.org/drawingml/2006/picture">
-            <wp:extent cx="5760720" cy="2252312"/>
+            <wp:extent cx="5760720" cy="3811107"/>
             <wp:docPr id="1" name="Picture 1"/>
             <wp:cNvGraphicFramePr>
               <a:graphicFrameLocks noChangeAspect="1"/>
@@ -2447,7 +2447,7 @@
                   <pic:spPr>
                     <a:xfrm>
                       <a:off x="0" y="0"/>
-                      <a:ext cx="5760720" cy="2252312"/>
+                      <a:ext cx="5760720" cy="3811107"/>
                     </a:xfrm>
                     <a:prstGeom prst="rect"/>
                   </pic:spPr>
